--- a/01_《三人行》全24集全流程标杆成品库/03_剧作结构、悬念节奏与视听解码/EP06_《三人行》第六集《暖雪》剧作结构、悬念节奏与视听解码.docx
+++ b/01_《三人行》全24集全流程标杆成品库/03_剧作结构、悬念节奏与视听解码/EP06_《三人行》第六集《暖雪》剧作结构、悬念节奏与视听解码.docx
@@ -204,19 +204,8 @@
             <w:shd w:fill="1F3864"/>
           </w:tcPr>
           <w:p>
-            <w:pPr>
-              <w:spacing w:before="40" w:after="40" w:line="312" w:lineRule="auto"/>
-              <w:jc w:val="center"/>
-            </w:pPr>
-            <w:r/>
             <w:r>
-              <w:rPr>
-                <w:rFonts w:ascii="Arial" w:hAnsi="Arial" w:eastAsia="黑体"/>
-                <w:b/>
-                <w:color w:val="FFFFFF"/>
-                <w:sz w:val="19"/>
-              </w:rPr>
-              <w:t>核心道具 / 文字意象载体</w:t>
+              <w:t>当集核心道具 / 屏幕文字 / 微镜像载体</w:t>
             </w:r>
           </w:p>
         </w:tc>
@@ -233,1171 +222,268 @@
             <w:shd w:fill="1F3864"/>
           </w:tcPr>
           <w:p>
-            <w:pPr>
-              <w:spacing w:before="40" w:after="40" w:line="312" w:lineRule="auto"/>
-              <w:jc w:val="center"/>
-            </w:pPr>
-            <w:r/>
             <w:r>
-              <w:rPr>
-                <w:rFonts w:ascii="Arial" w:hAnsi="Arial" w:eastAsia="黑体"/>
-                <w:b/>
-                <w:color w:val="FFFFFF"/>
-                <w:sz w:val="19"/>
-              </w:rPr>
               <w:t>本集物理实证、微距文字原文与跨集因果闭环解析</w:t>
             </w:r>
           </w:p>
         </w:tc>
       </w:tr>
       <w:tr>
-        <w:trPr>
-          <w:cantSplit/>
-        </w:trPr>
         <w:tc>
           <w:tcPr>
-            <w:tcW w:type="dxa" w:w="3024"/>
-            <w:vAlign w:val="center"/>
+            <w:tcW w:type="dxa" w:w="5184"/>
             <w:tcMar>
-              <w:top w:w="105" w:type="dxa"/>
-              <w:bottom w:w="105" w:type="dxa"/>
-              <w:left w:w="145" w:type="dxa"/>
-              <w:right w:w="145" w:type="dxa"/>
+              <w:top w:w="70" w:type="dxa"/>
+              <w:bottom w:w="70" w:type="dxa"/>
+              <w:left w:w="100" w:type="dxa"/>
+              <w:right w:w="100" w:type="dxa"/>
             </w:tcMar>
+            <w:shd w:fill="FFFFFF"/>
           </w:tcPr>
           <w:p>
             <w:pPr>
-              <w:spacing w:before="40" w:after="40" w:line="341" w:lineRule="auto"/>
               <w:jc w:val="left"/>
             </w:pPr>
-            <w:r/>
             <w:r>
               <w:rPr>
-                <w:rFonts w:ascii="Times New Roman" w:hAnsi="Times New Roman" w:eastAsia="宋体"/>
+                <w:rFonts w:ascii="黑体" w:hAnsi="黑体"/>
                 <w:b/>
-                <w:color w:val="191919"/>
-                <w:sz w:val="19"/>
               </w:rPr>
-              <w:t>6-1　外　长林市·冰封湖面与湖滨石栏 — 夜</w:t>
+              <w:t>2058工号58003监控屏与除夕到期身份证</w:t>
+              <w:br/>
+              <w:t>（6-3至6-4场）</w:t>
             </w:r>
           </w:p>
         </w:tc>
         <w:tc>
           <w:tcPr>
-            <w:tcW w:type="dxa" w:w="7344"/>
-            <w:vAlign w:val="center"/>
+            <w:tcW w:type="dxa" w:w="5184"/>
             <w:tcMar>
-              <w:top w:w="105" w:type="dxa"/>
-              <w:bottom w:w="105" w:type="dxa"/>
-              <w:left w:w="145" w:type="dxa"/>
-              <w:right w:w="145" w:type="dxa"/>
+              <w:top w:w="70" w:type="dxa"/>
+              <w:bottom w:w="70" w:type="dxa"/>
+              <w:left w:w="100" w:type="dxa"/>
+              <w:right w:w="100" w:type="dxa"/>
             </w:tcMar>
+            <w:shd w:fill="FFFFFF"/>
           </w:tcPr>
           <w:p>
             <w:pPr>
-              <w:spacing w:before="40" w:after="40" w:line="341" w:lineRule="auto"/>
               <w:jc w:val="left"/>
             </w:pPr>
-            <w:r/>
             <w:r>
               <w:rPr>
-                <w:rFonts w:ascii="Times New Roman" w:hAnsi="Times New Roman" w:eastAsia="宋体"/>
+                <w:rFonts w:ascii="宋体" w:hAnsi="宋体"/>
                 <w:b w:val="0"/>
-                <w:color w:val="191919"/>
-                <w:sz w:val="19"/>
               </w:rPr>
-              <w:t>【出场人物】赵左右、徐图图</w:t>
-              <w:br/>
-              <w:t>【戏剧推进】二零零八年深冬寒夜，空旷幽暗的冰封湖面上，十六岁的赵左右身穿深灰色连帽羽绒服、内搭灰白条纹毛衣与白衬衫、双手戴着黑色防滑手套，僵立在咔嚓作响的薄冰区中央，低头对着脚下不断蔓延的冰裂纹颤声祈祷。 没事啊，别生气，我走就是了。 赵左右刚试探着挪动半步，脚下冰层再次发出刺耳的脆响，吓得他立刻屏住呼吸，双手张开保持平衡不敢动弹。</w:t>
+              <w:t>小赵冰湖弃文加上2033舒图拍下召回钮，导致荀未来的1988假身份证有效期突变为「2008.02.06（除夕）」，触发24小时强制召回倒计时。</w:t>
             </w:r>
           </w:p>
         </w:tc>
       </w:tr>
       <w:tr>
-        <w:trPr>
-          <w:cantSplit/>
-        </w:trPr>
         <w:tc>
           <w:tcPr>
-            <w:tcW w:type="dxa" w:w="3024"/>
-            <w:vAlign w:val="center"/>
+            <w:tcW w:type="dxa" w:w="5184"/>
             <w:tcMar>
-              <w:top w:w="105" w:type="dxa"/>
-              <w:bottom w:w="105" w:type="dxa"/>
-              <w:left w:w="145" w:type="dxa"/>
-              <w:right w:w="145" w:type="dxa"/>
+              <w:top w:w="70" w:type="dxa"/>
+              <w:bottom w:w="70" w:type="dxa"/>
+              <w:left w:w="100" w:type="dxa"/>
+              <w:right w:w="100" w:type="dxa"/>
             </w:tcMar>
-            <w:shd w:fill="F7FAFC"/>
+            <w:shd w:fill="F5F7FA"/>
           </w:tcPr>
           <w:p>
             <w:pPr>
-              <w:spacing w:before="40" w:after="40" w:line="341" w:lineRule="auto"/>
               <w:jc w:val="left"/>
             </w:pPr>
-            <w:r/>
             <w:r>
               <w:rPr>
-                <w:rFonts w:ascii="Times New Roman" w:hAnsi="Times New Roman" w:eastAsia="宋体"/>
+                <w:rFonts w:ascii="黑体" w:hAnsi="黑体"/>
                 <w:b/>
-                <w:color w:val="191919"/>
-                <w:sz w:val="19"/>
               </w:rPr>
-              <w:t>6-2　外/内　片头曲《三人行》（OP） — 日/夜</w:t>
+              <w:t>透明胶带粘好的《宇宙边缘历险记》碎手稿</w:t>
+              <w:br/>
+              <w:t>（6-5场）</w:t>
             </w:r>
           </w:p>
         </w:tc>
         <w:tc>
           <w:tcPr>
-            <w:tcW w:type="dxa" w:w="7344"/>
-            <w:vAlign w:val="center"/>
+            <w:tcW w:type="dxa" w:w="5184"/>
             <w:tcMar>
-              <w:top w:w="105" w:type="dxa"/>
-              <w:bottom w:w="105" w:type="dxa"/>
-              <w:left w:w="145" w:type="dxa"/>
-              <w:right w:w="145" w:type="dxa"/>
+              <w:top w:w="70" w:type="dxa"/>
+              <w:bottom w:w="70" w:type="dxa"/>
+              <w:left w:w="100" w:type="dxa"/>
+              <w:right w:w="100" w:type="dxa"/>
             </w:tcMar>
-            <w:shd w:fill="F7FAFC"/>
+            <w:shd w:fill="F5F7FA"/>
           </w:tcPr>
           <w:p>
             <w:pPr>
-              <w:spacing w:before="40" w:after="40" w:line="341" w:lineRule="auto"/>
               <w:jc w:val="left"/>
             </w:pPr>
-            <w:r/>
             <w:r>
               <w:rPr>
-                <w:rFonts w:ascii="Times New Roman" w:hAnsi="Times New Roman" w:eastAsia="宋体"/>
+                <w:rFonts w:ascii="宋体" w:hAnsi="宋体"/>
                 <w:b w:val="0"/>
-                <w:color w:val="191919"/>
-                <w:sz w:val="19"/>
               </w:rPr>
-              <w:t>【出场人物】环境/意象叙事</w:t>
-              <w:br/>
-              <w:t>【戏剧推进】伴随着片头主题曲，时钟齿轮与年轮空间交错流转，屏幕浮现剧名《三人行》（THE TRIPLE ECHO OF TIME）及本集片名：第 6 集 暖雪。</w:t>
+              <w:t>除夕前夕，父亲赵东来把从十几个垃圾桶找回并用透明胶带一片片粘好的小说手稿交还小赵，完成父子催泪和解。</w:t>
             </w:r>
           </w:p>
         </w:tc>
       </w:tr>
       <w:tr>
-        <w:trPr>
-          <w:cantSplit/>
-        </w:trPr>
         <w:tc>
           <w:tcPr>
-            <w:tcW w:type="dxa" w:w="3024"/>
-            <w:vAlign w:val="center"/>
+            <w:tcW w:type="dxa" w:w="5184"/>
             <w:tcMar>
-              <w:top w:w="105" w:type="dxa"/>
-              <w:bottom w:w="105" w:type="dxa"/>
-              <w:left w:w="145" w:type="dxa"/>
-              <w:right w:w="145" w:type="dxa"/>
+              <w:top w:w="70" w:type="dxa"/>
+              <w:bottom w:w="70" w:type="dxa"/>
+              <w:left w:w="100" w:type="dxa"/>
+              <w:right w:w="100" w:type="dxa"/>
             </w:tcMar>
+            <w:shd w:fill="FFFFFF"/>
           </w:tcPr>
           <w:p>
             <w:pPr>
-              <w:spacing w:before="40" w:after="40" w:line="341" w:lineRule="auto"/>
               <w:jc w:val="left"/>
             </w:pPr>
-            <w:r/>
             <w:r>
               <w:rPr>
-                <w:rFonts w:ascii="Times New Roman" w:hAnsi="Times New Roman" w:eastAsia="宋体"/>
+                <w:rFonts w:ascii="黑体" w:hAnsi="黑体"/>
                 <w:b/>
-                <w:color w:val="191919"/>
-                <w:sz w:val="19"/>
               </w:rPr>
-              <w:t>6-3　内　漫画屋·里间卧室 — 日</w:t>
+              <w:t>LM3500大型造雪机与吉A·R1723皮卡车</w:t>
+              <w:br/>
+              <w:t>（6-8至6-16场）</w:t>
             </w:r>
           </w:p>
         </w:tc>
         <w:tc>
           <w:tcPr>
-            <w:tcW w:type="dxa" w:w="7344"/>
-            <w:vAlign w:val="center"/>
+            <w:tcW w:type="dxa" w:w="5184"/>
             <w:tcMar>
-              <w:top w:w="105" w:type="dxa"/>
-              <w:bottom w:w="105" w:type="dxa"/>
-              <w:left w:w="145" w:type="dxa"/>
-              <w:right w:w="145" w:type="dxa"/>
+              <w:top w:w="70" w:type="dxa"/>
+              <w:bottom w:w="70" w:type="dxa"/>
+              <w:left w:w="100" w:type="dxa"/>
+              <w:right w:w="100" w:type="dxa"/>
             </w:tcMar>
+            <w:shd w:fill="FFFFFF"/>
           </w:tcPr>
           <w:p>
             <w:pPr>
-              <w:spacing w:before="40" w:after="40" w:line="341" w:lineRule="auto"/>
               <w:jc w:val="left"/>
             </w:pPr>
-            <w:r/>
             <w:r>
               <w:rPr>
-                <w:rFonts w:ascii="Times New Roman" w:hAnsi="Times New Roman" w:eastAsia="宋体"/>
+                <w:rFonts w:ascii="宋体" w:hAnsi="宋体"/>
                 <w:b w:val="0"/>
-                <w:color w:val="191919"/>
-                <w:sz w:val="19"/>
               </w:rPr>
-              <w:t>【出场人物】赵左右、赵东来、荀未来、人生有限公司代表</w:t>
-              <w:br/>
-              <w:t>【戏剧推进】日间，漫画屋里间的床铺上，身穿黑色高领毛衣的四十一岁荀未来缓缓睁开眼睛。守在床边的十六岁赵左右见状神情一喜，探头关切地唤他，随后迅速转头朝门外高声呼喊。 荀哥，你醒啦？爸！荀哥醒啦！ 身穿军灰绿色连帽冬装棉服的赵东来闻声快步从外屋走进卧室，面带笑意与关切，顺势蹲在床边询问。</w:t>
+              <w:t>罗爱文发动全班轮流给戴主任打拜年电话调虎离山，小赵与荀未来从体育馆偷借出LM3500造雪机装上皮卡车运往东湖公园，荀未来在后斗旁为护电缆与管理员雪地肉搏，在火流星夜空下喷出浪漫“暖雪”。</w:t>
             </w:r>
           </w:p>
         </w:tc>
       </w:tr>
       <w:tr>
-        <w:trPr>
-          <w:cantSplit/>
-        </w:trPr>
         <w:tc>
           <w:tcPr>
-            <w:tcW w:type="dxa" w:w="3024"/>
-            <w:vAlign w:val="center"/>
+            <w:tcW w:type="dxa" w:w="5184"/>
             <w:tcMar>
-              <w:top w:w="105" w:type="dxa"/>
-              <w:bottom w:w="105" w:type="dxa"/>
-              <w:left w:w="145" w:type="dxa"/>
-              <w:right w:w="145" w:type="dxa"/>
+              <w:top w:w="70" w:type="dxa"/>
+              <w:bottom w:w="70" w:type="dxa"/>
+              <w:left w:w="100" w:type="dxa"/>
+              <w:right w:w="100" w:type="dxa"/>
             </w:tcMar>
-            <w:shd w:fill="F7FAFC"/>
+            <w:shd w:fill="F5F7FA"/>
           </w:tcPr>
           <w:p>
             <w:pPr>
-              <w:spacing w:before="40" w:after="40" w:line="341" w:lineRule="auto"/>
               <w:jc w:val="left"/>
             </w:pPr>
-            <w:r/>
             <w:r>
               <w:rPr>
-                <w:rFonts w:ascii="Times New Roman" w:hAnsi="Times New Roman" w:eastAsia="宋体"/>
+                <w:rFonts w:ascii="黑体" w:hAnsi="黑体"/>
                 <w:b/>
-                <w:color w:val="191919"/>
-                <w:sz w:val="19"/>
               </w:rPr>
-              <w:t>6-4　外/内　飞霞路·公用电话亭与人生无限有限公司工位（2058） — 日</w:t>
+              <w:t>501室年夜饭保温盒（锅包肉与炸茄盒）</w:t>
+              <w:br/>
+              <w:t>（6-11至6-12场）</w:t>
             </w:r>
           </w:p>
         </w:tc>
         <w:tc>
           <w:tcPr>
-            <w:tcW w:type="dxa" w:w="7344"/>
-            <w:vAlign w:val="center"/>
+            <w:tcW w:type="dxa" w:w="5184"/>
             <w:tcMar>
-              <w:top w:w="105" w:type="dxa"/>
-              <w:bottom w:w="105" w:type="dxa"/>
-              <w:left w:w="145" w:type="dxa"/>
-              <w:right w:w="145" w:type="dxa"/>
+              <w:top w:w="70" w:type="dxa"/>
+              <w:bottom w:w="70" w:type="dxa"/>
+              <w:left w:w="100" w:type="dxa"/>
+              <w:right w:w="100" w:type="dxa"/>
             </w:tcMar>
-            <w:shd w:fill="F7FAFC"/>
+            <w:shd w:fill="F5F7FA"/>
           </w:tcPr>
           <w:p>
             <w:pPr>
-              <w:spacing w:before="40" w:after="40" w:line="341" w:lineRule="auto"/>
               <w:jc w:val="left"/>
             </w:pPr>
-            <w:r/>
             <w:r>
               <w:rPr>
-                <w:rFonts w:ascii="Times New Roman" w:hAnsi="Times New Roman" w:eastAsia="宋体"/>
+                <w:rFonts w:ascii="宋体" w:hAnsi="宋体"/>
                 <w:b w:val="0"/>
-                <w:color w:val="191919"/>
-                <w:sz w:val="19"/>
               </w:rPr>
-              <w:t>【出场人物】客服58003、赵了、荀未来</w:t>
-              <w:br/>
-              <w:t>【戏剧推进】飞霞路与和艺北街交口，头戴黑色鸭舌帽、身穿深蓝色厚羽绒服的六十六岁赵了顶着寒风步入公用电话亭，左手捂着嘴剧烈咳嗽，随后取出电话卡插入卡槽，神情疲惫而焦躁地按键拨号。 二零五八年人生无限有限公司（LIVE ONCE AGAIN）办公区内，工号 58003 的长发女客服背对镜头端坐在电脑屏幕前，声音与王一漫如出一辙。 您好，赵左右先生。昨晚您没有来电登记花销，必须给您记入违规次数了。</w:t>
+              <w:t>刘美奕做好年夜饭后让小赵端着保温盒给对门独居发烧的66岁赵了送去，让老年儿子在除夕夜再次尝到母亲手艺。</w:t>
             </w:r>
           </w:p>
         </w:tc>
       </w:tr>
       <w:tr>
-        <w:trPr>
-          <w:cantSplit/>
-        </w:trPr>
         <w:tc>
           <w:tcPr>
-            <w:tcW w:type="dxa" w:w="3024"/>
-            <w:vAlign w:val="center"/>
+            <w:tcW w:type="dxa" w:w="5184"/>
             <w:tcMar>
-              <w:top w:w="105" w:type="dxa"/>
-              <w:bottom w:w="105" w:type="dxa"/>
-              <w:left w:w="145" w:type="dxa"/>
-              <w:right w:w="145" w:type="dxa"/>
+              <w:top w:w="70" w:type="dxa"/>
+              <w:bottom w:w="70" w:type="dxa"/>
+              <w:left w:w="100" w:type="dxa"/>
+              <w:right w:w="100" w:type="dxa"/>
             </w:tcMar>
+            <w:shd w:fill="FFFFFF"/>
           </w:tcPr>
           <w:p>
             <w:pPr>
-              <w:spacing w:before="40" w:after="40" w:line="341" w:lineRule="auto"/>
               <w:jc w:val="left"/>
             </w:pPr>
-            <w:r/>
             <w:r>
               <w:rPr>
-                <w:rFonts w:ascii="Times New Roman" w:hAnsi="Times New Roman" w:eastAsia="宋体"/>
+                <w:rFonts w:ascii="黑体" w:hAnsi="黑体"/>
                 <w:b/>
-                <w:color w:val="191919"/>
-                <w:sz w:val="19"/>
               </w:rPr>
-              <w:t>6-5　内　赵左右家·卧室与客厅 — 日</w:t>
+              <w:t>二楼阳台白床单绳与明黄色叉眼笑脸雨伞</w:t>
+              <w:br/>
+              <w:t>（6-13／6-18场）</w:t>
             </w:r>
           </w:p>
         </w:tc>
         <w:tc>
           <w:tcPr>
-            <w:tcW w:type="dxa" w:w="7344"/>
-            <w:vAlign w:val="center"/>
+            <w:tcW w:type="dxa" w:w="5184"/>
             <w:tcMar>
-              <w:top w:w="105" w:type="dxa"/>
-              <w:bottom w:w="105" w:type="dxa"/>
-              <w:left w:w="145" w:type="dxa"/>
-              <w:right w:w="145" w:type="dxa"/>
+              <w:top w:w="70" w:type="dxa"/>
+              <w:bottom w:w="70" w:type="dxa"/>
+              <w:left w:w="100" w:type="dxa"/>
+              <w:right w:w="100" w:type="dxa"/>
             </w:tcMar>
+            <w:shd w:fill="FFFFFF"/>
           </w:tcPr>
           <w:p>
             <w:pPr>
-              <w:spacing w:before="40" w:after="40" w:line="341" w:lineRule="auto"/>
               <w:jc w:val="left"/>
             </w:pPr>
-            <w:r/>
             <w:r>
               <w:rPr>
-                <w:rFonts w:ascii="Times New Roman" w:hAnsi="Times New Roman" w:eastAsia="宋体"/>
+                <w:rFonts w:ascii="宋体" w:hAnsi="宋体"/>
                 <w:b w:val="0"/>
-                <w:color w:val="191919"/>
-                <w:sz w:val="19"/>
               </w:rPr>
-              <w:t>【出场人物】赵左右、刘美奕、帖文播报、荀未来</w:t>
-              <w:br/>
-              <w:t>【戏剧推进】五零一室赵左右卧室内，身穿黑白格纹衬衫的赵左右正坐在电脑前滑动鼠标浏览长林八中吧，一条标题为《【劲爆消息】跨年夜一起来看暖雪！！！》的热帖吸引了他的目光。 暖雪？ 母亲刘美奕身穿棕褐色短款羽绒服敲门走进卧室，面带微笑地将修好的银灰色诺基亚直板手机轻轻放在书桌角上。</w:t>
-            </w:r>
-          </w:p>
-        </w:tc>
-      </w:tr>
-      <w:tr>
-        <w:trPr>
-          <w:cantSplit/>
-        </w:trPr>
-        <w:tc>
-          <w:tcPr>
-            <w:tcW w:type="dxa" w:w="3024"/>
-            <w:vAlign w:val="center"/>
-            <w:tcMar>
-              <w:top w:w="105" w:type="dxa"/>
-              <w:bottom w:w="105" w:type="dxa"/>
-              <w:left w:w="145" w:type="dxa"/>
-              <w:right w:w="145" w:type="dxa"/>
-            </w:tcMar>
-            <w:shd w:fill="F7FAFC"/>
-          </w:tcPr>
-          <w:p>
-            <w:pPr>
-              <w:spacing w:before="40" w:after="40" w:line="341" w:lineRule="auto"/>
-              <w:jc w:val="left"/>
-            </w:pPr>
-            <w:r/>
-            <w:r>
-              <w:rPr>
-                <w:rFonts w:ascii="Times New Roman" w:hAnsi="Times New Roman" w:eastAsia="宋体"/>
-                <w:b/>
-                <w:color w:val="191919"/>
-                <w:sz w:val="19"/>
-              </w:rPr>
-              <w:t>6-6　外　东湖公园·三角尖顶礼拜堂前 — 夜</w:t>
-            </w:r>
-          </w:p>
-        </w:tc>
-        <w:tc>
-          <w:tcPr>
-            <w:tcW w:type="dxa" w:w="7344"/>
-            <w:vAlign w:val="center"/>
-            <w:tcMar>
-              <w:top w:w="105" w:type="dxa"/>
-              <w:bottom w:w="105" w:type="dxa"/>
-              <w:left w:w="145" w:type="dxa"/>
-              <w:right w:w="145" w:type="dxa"/>
-            </w:tcMar>
-            <w:shd w:fill="F7FAFC"/>
-          </w:tcPr>
-          <w:p>
-            <w:pPr>
-              <w:spacing w:before="40" w:after="40" w:line="341" w:lineRule="auto"/>
-              <w:jc w:val="left"/>
-            </w:pPr>
-            <w:r/>
-            <w:r>
-              <w:rPr>
-                <w:rFonts w:ascii="Times New Roman" w:hAnsi="Times New Roman" w:eastAsia="宋体"/>
-                <w:b w:val="0"/>
-                <w:color w:val="191919"/>
-                <w:sz w:val="19"/>
-              </w:rPr>
-              <w:t>【出场人物】荀未来、赵左右</w:t>
-              <w:br/>
-              <w:t>【戏剧推进】夜晚，积雪覆盖的东湖公园三角尖顶礼拜堂台阶前，荀未来扮演王一漫，侧身回眸，捏着嗓子姿态造作、语气娇嗔地念着台词；撑着一把黑伞走上前来的赵左右与他对视了两秒，实在憋不住低头噗嗤一声笑场，手里的黑伞随之乱抖。 你来啦，我都等你很久了。 荀未来瞬间破功，皱起眉头跺了跺脚，双手叉腰气鼓鼓地埋怨。</w:t>
-            </w:r>
-          </w:p>
-        </w:tc>
-      </w:tr>
-      <w:tr>
-        <w:trPr>
-          <w:cantSplit/>
-        </w:trPr>
-        <w:tc>
-          <w:tcPr>
-            <w:tcW w:type="dxa" w:w="3024"/>
-            <w:vAlign w:val="center"/>
-            <w:tcMar>
-              <w:top w:w="105" w:type="dxa"/>
-              <w:bottom w:w="105" w:type="dxa"/>
-              <w:left w:w="145" w:type="dxa"/>
-              <w:right w:w="145" w:type="dxa"/>
-            </w:tcMar>
-          </w:tcPr>
-          <w:p>
-            <w:pPr>
-              <w:spacing w:before="40" w:after="40" w:line="341" w:lineRule="auto"/>
-              <w:jc w:val="left"/>
-            </w:pPr>
-            <w:r/>
-            <w:r>
-              <w:rPr>
-                <w:rFonts w:ascii="Times New Roman" w:hAnsi="Times New Roman" w:eastAsia="宋体"/>
-                <w:b/>
-                <w:color w:val="191919"/>
-                <w:sz w:val="19"/>
-              </w:rPr>
-              <w:t>6-7　外/内　长林八中·铁栏杆外、美营租车行、保卫室与储藏室 — 夜</w:t>
-            </w:r>
-          </w:p>
-        </w:tc>
-        <w:tc>
-          <w:tcPr>
-            <w:tcW w:type="dxa" w:w="7344"/>
-            <w:vAlign w:val="center"/>
-            <w:tcMar>
-              <w:top w:w="105" w:type="dxa"/>
-              <w:bottom w:w="105" w:type="dxa"/>
-              <w:left w:w="145" w:type="dxa"/>
-              <w:right w:w="145" w:type="dxa"/>
-            </w:tcMar>
-          </w:tcPr>
-          <w:p>
-            <w:pPr>
-              <w:spacing w:before="40" w:after="40" w:line="341" w:lineRule="auto"/>
-              <w:jc w:val="left"/>
-            </w:pPr>
-            <w:r/>
-            <w:r>
-              <w:rPr>
-                <w:rFonts w:ascii="Times New Roman" w:hAnsi="Times New Roman" w:eastAsia="宋体"/>
-                <w:b w:val="0"/>
-                <w:color w:val="191919"/>
-                <w:sz w:val="19"/>
-              </w:rPr>
-              <w:t>【出场人物】荀未来、赵左右、租车老板、学校保安、罗爱文、换班保安</w:t>
-              <w:br/>
-              <w:t>【戏剧推进】赵左右拔腿沿着夜街飞奔，荀未来在后面气喘吁吁地追赶，两人穿过限高架桥洞一路跑到长林八中校外铁栏杆栅栏旁。 喂！喂！你到底去哪儿啊？ 跟我来就是了，走！</w:t>
-            </w:r>
-          </w:p>
-        </w:tc>
-      </w:tr>
-      <w:tr>
-        <w:trPr>
-          <w:cantSplit/>
-        </w:trPr>
-        <w:tc>
-          <w:tcPr>
-            <w:tcW w:type="dxa" w:w="3024"/>
-            <w:vAlign w:val="center"/>
-            <w:tcMar>
-              <w:top w:w="105" w:type="dxa"/>
-              <w:bottom w:w="105" w:type="dxa"/>
-              <w:left w:w="145" w:type="dxa"/>
-              <w:right w:w="145" w:type="dxa"/>
-            </w:tcMar>
-            <w:shd w:fill="F7FAFC"/>
-          </w:tcPr>
-          <w:p>
-            <w:pPr>
-              <w:spacing w:before="40" w:after="40" w:line="341" w:lineRule="auto"/>
-              <w:jc w:val="left"/>
-            </w:pPr>
-            <w:r/>
-            <w:r>
-              <w:rPr>
-                <w:rFonts w:ascii="Times New Roman" w:hAnsi="Times New Roman" w:eastAsia="宋体"/>
-                <w:b/>
-                <w:color w:val="191919"/>
-                <w:sz w:val="19"/>
-              </w:rPr>
-              <w:t>6-8　外　东湖公园·三角尖顶礼拜堂前 — 夜</w:t>
-            </w:r>
-          </w:p>
-        </w:tc>
-        <w:tc>
-          <w:tcPr>
-            <w:tcW w:type="dxa" w:w="7344"/>
-            <w:vAlign w:val="center"/>
-            <w:tcMar>
-              <w:top w:w="105" w:type="dxa"/>
-              <w:bottom w:w="105" w:type="dxa"/>
-              <w:left w:w="145" w:type="dxa"/>
-              <w:right w:w="145" w:type="dxa"/>
-            </w:tcMar>
-            <w:shd w:fill="F7FAFC"/>
-          </w:tcPr>
-          <w:p>
-            <w:pPr>
-              <w:spacing w:before="40" w:after="40" w:line="341" w:lineRule="auto"/>
-              <w:jc w:val="left"/>
-            </w:pPr>
-            <w:r/>
-            <w:r>
-              <w:rPr>
-                <w:rFonts w:ascii="Times New Roman" w:hAnsi="Times New Roman" w:eastAsia="宋体"/>
-                <w:b w:val="0"/>
-                <w:color w:val="191919"/>
-                <w:sz w:val="19"/>
-              </w:rPr>
-              <w:t>【出场人物】赵左右、荀未来</w:t>
-              <w:br/>
-              <w:t>【戏剧推进】东湖公园三角尖顶礼拜堂前，两人合力将造雪机固定在皮卡车后斗上。赵左右朝着礼拜堂双手合十拜了拜，随后与荀未来并肩背靠在银色皮卡车斗边缘。 对不住啦，先借用一下。 哎，你记得开学的时候，请话剧社的同学吃个饭啊。</w:t>
-            </w:r>
-          </w:p>
-        </w:tc>
-      </w:tr>
-      <w:tr>
-        <w:trPr>
-          <w:cantSplit/>
-        </w:trPr>
-        <w:tc>
-          <w:tcPr>
-            <w:tcW w:type="dxa" w:w="3024"/>
-            <w:vAlign w:val="center"/>
-            <w:tcMar>
-              <w:top w:w="105" w:type="dxa"/>
-              <w:bottom w:w="105" w:type="dxa"/>
-              <w:left w:w="145" w:type="dxa"/>
-              <w:right w:w="145" w:type="dxa"/>
-            </w:tcMar>
-          </w:tcPr>
-          <w:p>
-            <w:pPr>
-              <w:spacing w:before="40" w:after="40" w:line="341" w:lineRule="auto"/>
-              <w:jc w:val="left"/>
-            </w:pPr>
-            <w:r/>
-            <w:r>
-              <w:rPr>
-                <w:rFonts w:ascii="Times New Roman" w:hAnsi="Times New Roman" w:eastAsia="宋体"/>
-                <w:b/>
-                <w:color w:val="191919"/>
-                <w:sz w:val="19"/>
-              </w:rPr>
-              <w:t>6-9　内　王一漫家别墅·客厅与二楼卫生间 — 日</w:t>
-            </w:r>
-          </w:p>
-        </w:tc>
-        <w:tc>
-          <w:tcPr>
-            <w:tcW w:type="dxa" w:w="7344"/>
-            <w:vAlign w:val="center"/>
-            <w:tcMar>
-              <w:top w:w="105" w:type="dxa"/>
-              <w:bottom w:w="105" w:type="dxa"/>
-              <w:left w:w="145" w:type="dxa"/>
-              <w:right w:w="145" w:type="dxa"/>
-            </w:tcMar>
-          </w:tcPr>
-          <w:p>
-            <w:pPr>
-              <w:spacing w:before="40" w:after="40" w:line="341" w:lineRule="auto"/>
-              <w:jc w:val="left"/>
-            </w:pPr>
-            <w:r/>
-            <w:r>
-              <w:rPr>
-                <w:rFonts w:ascii="Times New Roman" w:hAnsi="Times New Roman" w:eastAsia="宋体"/>
-                <w:b w:val="0"/>
-                <w:color w:val="191919"/>
-                <w:sz w:val="19"/>
-              </w:rPr>
-              <w:t>【出场人物】杨敏、王一漫、舅妈、舅舅、晨晨、荀未来</w:t>
-              <w:br/>
-              <w:t>【戏剧推进】除夕白昼，飞霞湾王家别墅客厅大落地窗前，身穿米白麻花毛衣的王一漫双手高举着一张红色的镂空“福”字窗花紧贴在玻璃上，保持着姿势不敢乱动；身穿红色圆领针织衫、佩戴珍珠项链的母亲杨敏双手抱臂站在红木沙发后，侧头眯眼苛刻审视，抬起手指在空中微调比划着角度。 往左边倾斜五度。多了多了，再回去一度。 王一漫举着酸痛的手臂，小心翼翼地微侧过头询问。</w:t>
-            </w:r>
-          </w:p>
-        </w:tc>
-      </w:tr>
-      <w:tr>
-        <w:trPr>
-          <w:cantSplit/>
-        </w:trPr>
-        <w:tc>
-          <w:tcPr>
-            <w:tcW w:type="dxa" w:w="3024"/>
-            <w:vAlign w:val="center"/>
-            <w:tcMar>
-              <w:top w:w="105" w:type="dxa"/>
-              <w:bottom w:w="105" w:type="dxa"/>
-              <w:left w:w="145" w:type="dxa"/>
-              <w:right w:w="145" w:type="dxa"/>
-            </w:tcMar>
-            <w:shd w:fill="F7FAFC"/>
-          </w:tcPr>
-          <w:p>
-            <w:pPr>
-              <w:spacing w:before="40" w:after="40" w:line="341" w:lineRule="auto"/>
-              <w:jc w:val="left"/>
-            </w:pPr>
-            <w:r/>
-            <w:r>
-              <w:rPr>
-                <w:rFonts w:ascii="Times New Roman" w:hAnsi="Times New Roman" w:eastAsia="宋体"/>
-                <w:b/>
-                <w:color w:val="191919"/>
-                <w:sz w:val="19"/>
-              </w:rPr>
-              <w:t>6-10　内　漫画屋·里间 — 日</w:t>
-            </w:r>
-          </w:p>
-        </w:tc>
-        <w:tc>
-          <w:tcPr>
-            <w:tcW w:type="dxa" w:w="7344"/>
-            <w:vAlign w:val="center"/>
-            <w:tcMar>
-              <w:top w:w="105" w:type="dxa"/>
-              <w:bottom w:w="105" w:type="dxa"/>
-              <w:left w:w="145" w:type="dxa"/>
-              <w:right w:w="145" w:type="dxa"/>
-            </w:tcMar>
-            <w:shd w:fill="F7FAFC"/>
-          </w:tcPr>
-          <w:p>
-            <w:pPr>
-              <w:spacing w:before="40" w:after="40" w:line="341" w:lineRule="auto"/>
-              <w:jc w:val="left"/>
-            </w:pPr>
-            <w:r/>
-            <w:r>
-              <w:rPr>
-                <w:rFonts w:ascii="Times New Roman" w:hAnsi="Times New Roman" w:eastAsia="宋体"/>
-                <w:b w:val="0"/>
-                <w:color w:val="191919"/>
-                <w:sz w:val="19"/>
-              </w:rPr>
-              <w:t>【出场人物】荀未来、算账小孩</w:t>
-              <w:br/>
-              <w:t>【戏剧推进】漫画屋里间，身穿棕色羽绒服的荀未来握着手机焦急地来回踱步，屏幕中央浮现“荀未来返程 09:30:10”的倒计时。坐在小书桌前台灯下写作业的十岁算账小孩头也不抬地搭话。 你说这是什么情况，怎么就不回了呀？我话已经说到这个份上了，她也没有理由拒绝啊。 家家有本难念的经吧。</w:t>
-            </w:r>
-          </w:p>
-        </w:tc>
-      </w:tr>
-      <w:tr>
-        <w:trPr>
-          <w:cantSplit/>
-        </w:trPr>
-        <w:tc>
-          <w:tcPr>
-            <w:tcW w:type="dxa" w:w="3024"/>
-            <w:vAlign w:val="center"/>
-            <w:tcMar>
-              <w:top w:w="105" w:type="dxa"/>
-              <w:bottom w:w="105" w:type="dxa"/>
-              <w:left w:w="145" w:type="dxa"/>
-              <w:right w:w="145" w:type="dxa"/>
-            </w:tcMar>
-          </w:tcPr>
-          <w:p>
-            <w:pPr>
-              <w:spacing w:before="40" w:after="40" w:line="341" w:lineRule="auto"/>
-              <w:jc w:val="left"/>
-            </w:pPr>
-            <w:r/>
-            <w:r>
-              <w:rPr>
-                <w:rFonts w:ascii="Times New Roman" w:hAnsi="Times New Roman" w:eastAsia="宋体"/>
-                <w:b/>
-                <w:color w:val="191919"/>
-                <w:sz w:val="19"/>
-              </w:rPr>
-              <w:t>6-11　内　徐图图家·客厅 — 昏</w:t>
-            </w:r>
-          </w:p>
-        </w:tc>
-        <w:tc>
-          <w:tcPr>
-            <w:tcW w:type="dxa" w:w="7344"/>
-            <w:vAlign w:val="center"/>
-            <w:tcMar>
-              <w:top w:w="105" w:type="dxa"/>
-              <w:bottom w:w="105" w:type="dxa"/>
-              <w:left w:w="145" w:type="dxa"/>
-              <w:right w:w="145" w:type="dxa"/>
-            </w:tcMar>
-          </w:tcPr>
-          <w:p>
-            <w:pPr>
-              <w:spacing w:before="40" w:after="40" w:line="341" w:lineRule="auto"/>
-              <w:jc w:val="left"/>
-            </w:pPr>
-            <w:r/>
-            <w:r>
-              <w:rPr>
-                <w:rFonts w:ascii="Times New Roman" w:hAnsi="Times New Roman" w:eastAsia="宋体"/>
-                <w:b w:val="0"/>
-                <w:color w:val="191919"/>
-                <w:sz w:val="19"/>
-              </w:rPr>
-              <w:t>【出场人物】徐图图、舒洁</w:t>
-              <w:br/>
-              <w:t>【戏剧推进】除夕傍晚，徐图图家温馨的客厅里，十六岁的徐图图双手捧着自己亲手编织的白色粗针织毛线帽——帽檐上绣着可爱的眨眼笑脸与小雏菊，献宝似地递给身穿深色绗缝棉服、围着灰围巾准备出门上夜班的母亲舒洁看。 妈，你帮我看看，织得怎么样？ 舒洁接过毛线帽仔细端详，欣慰地指了指帽檐针脚，并指了指桌上的百元钞票。</w:t>
-            </w:r>
-          </w:p>
-        </w:tc>
-      </w:tr>
-      <w:tr>
-        <w:trPr>
-          <w:cantSplit/>
-        </w:trPr>
-        <w:tc>
-          <w:tcPr>
-            <w:tcW w:type="dxa" w:w="3024"/>
-            <w:vAlign w:val="center"/>
-            <w:tcMar>
-              <w:top w:w="105" w:type="dxa"/>
-              <w:bottom w:w="105" w:type="dxa"/>
-              <w:left w:w="145" w:type="dxa"/>
-              <w:right w:w="145" w:type="dxa"/>
-            </w:tcMar>
-            <w:shd w:fill="F7FAFC"/>
-          </w:tcPr>
-          <w:p>
-            <w:pPr>
-              <w:spacing w:before="40" w:after="40" w:line="341" w:lineRule="auto"/>
-              <w:jc w:val="left"/>
-            </w:pPr>
-            <w:r/>
-            <w:r>
-              <w:rPr>
-                <w:rFonts w:ascii="Times New Roman" w:hAnsi="Times New Roman" w:eastAsia="宋体"/>
-                <w:b/>
-                <w:color w:val="191919"/>
-                <w:sz w:val="19"/>
-              </w:rPr>
-              <w:t>6-12　内　赵左右家·餐厅与502室门前 — 夜</w:t>
-            </w:r>
-          </w:p>
-        </w:tc>
-        <w:tc>
-          <w:tcPr>
-            <w:tcW w:type="dxa" w:w="7344"/>
-            <w:vAlign w:val="center"/>
-            <w:tcMar>
-              <w:top w:w="105" w:type="dxa"/>
-              <w:bottom w:w="105" w:type="dxa"/>
-              <w:left w:w="145" w:type="dxa"/>
-              <w:right w:w="145" w:type="dxa"/>
-            </w:tcMar>
-            <w:shd w:fill="F7FAFC"/>
-          </w:tcPr>
-          <w:p>
-            <w:pPr>
-              <w:spacing w:before="40" w:after="40" w:line="341" w:lineRule="auto"/>
-              <w:jc w:val="left"/>
-            </w:pPr>
-            <w:r/>
-            <w:r>
-              <w:rPr>
-                <w:rFonts w:ascii="Times New Roman" w:hAnsi="Times New Roman" w:eastAsia="宋体"/>
-                <w:b w:val="0"/>
-                <w:color w:val="191919"/>
-                <w:sz w:val="19"/>
-              </w:rPr>
-              <w:t>【出场人物】赵左右、刘美奕、赵东来、赵了</w:t>
-              <w:br/>
-              <w:t>【戏剧推进】除夕之夜，五零一室餐厅桌上摆满了丰盛的年夜饭（包括锅包肉与炸茄盒）。身穿浅蓝色毛衣的赵左右与身穿灰色针织衫的赵东来围坐桌旁互相夹菜，系着粉色围裙的刘美奕端着一个装满热菜的双层不锈钢饭盒从厨房走出来。 妈，你别忙活了快来吃啊。 哎，马上啊。</w:t>
-            </w:r>
-          </w:p>
-        </w:tc>
-      </w:tr>
-      <w:tr>
-        <w:trPr>
-          <w:cantSplit/>
-        </w:trPr>
-        <w:tc>
-          <w:tcPr>
-            <w:tcW w:type="dxa" w:w="3024"/>
-            <w:vAlign w:val="center"/>
-            <w:tcMar>
-              <w:top w:w="105" w:type="dxa"/>
-              <w:bottom w:w="105" w:type="dxa"/>
-              <w:left w:w="145" w:type="dxa"/>
-              <w:right w:w="145" w:type="dxa"/>
-            </w:tcMar>
-          </w:tcPr>
-          <w:p>
-            <w:pPr>
-              <w:spacing w:before="40" w:after="40" w:line="341" w:lineRule="auto"/>
-              <w:jc w:val="left"/>
-            </w:pPr>
-            <w:r/>
-            <w:r>
-              <w:rPr>
-                <w:rFonts w:ascii="Times New Roman" w:hAnsi="Times New Roman" w:eastAsia="宋体"/>
-                <w:b/>
-                <w:color w:val="191919"/>
-                <w:sz w:val="19"/>
-              </w:rPr>
-              <w:t>6-13　内　徐图图家·客厅 — 夜</w:t>
-            </w:r>
-          </w:p>
-        </w:tc>
-        <w:tc>
-          <w:tcPr>
-            <w:tcW w:type="dxa" w:w="7344"/>
-            <w:vAlign w:val="center"/>
-            <w:tcMar>
-              <w:top w:w="105" w:type="dxa"/>
-              <w:bottom w:w="105" w:type="dxa"/>
-              <w:left w:w="145" w:type="dxa"/>
-              <w:right w:w="145" w:type="dxa"/>
-            </w:tcMar>
-          </w:tcPr>
-          <w:p>
-            <w:pPr>
-              <w:spacing w:before="40" w:after="40" w:line="341" w:lineRule="auto"/>
-              <w:jc w:val="left"/>
-            </w:pPr>
-            <w:r/>
-            <w:r>
-              <w:rPr>
-                <w:rFonts w:ascii="Times New Roman" w:hAnsi="Times New Roman" w:eastAsia="宋体"/>
-                <w:b w:val="0"/>
-                <w:color w:val="191919"/>
-                <w:sz w:val="19"/>
-              </w:rPr>
-              <w:t>【出场人物】徐图图</w:t>
-              <w:br/>
-              <w:t>【戏剧推进】暖炉旁，徐图图将织好的白色笑脸毛线帽叠放进精致的绿色礼盒里，盒盖内侧贴着写给赵左右的黄色便利贴（To 赵左右：谢谢你带那一桌冷饮！ / 左右：广播社选举加油！）。徐图图轻轻合上盒盖（画外音）。 今晚就是把帽子送给他的最好时机。</w:t>
-            </w:r>
-          </w:p>
-        </w:tc>
-      </w:tr>
-      <w:tr>
-        <w:trPr>
-          <w:cantSplit/>
-        </w:trPr>
-        <w:tc>
-          <w:tcPr>
-            <w:tcW w:type="dxa" w:w="3024"/>
-            <w:vAlign w:val="center"/>
-            <w:tcMar>
-              <w:top w:w="105" w:type="dxa"/>
-              <w:bottom w:w="105" w:type="dxa"/>
-              <w:left w:w="145" w:type="dxa"/>
-              <w:right w:w="145" w:type="dxa"/>
-            </w:tcMar>
-            <w:shd w:fill="F7FAFC"/>
-          </w:tcPr>
-          <w:p>
-            <w:pPr>
-              <w:spacing w:before="40" w:after="40" w:line="341" w:lineRule="auto"/>
-              <w:jc w:val="left"/>
-            </w:pPr>
-            <w:r/>
-            <w:r>
-              <w:rPr>
-                <w:rFonts w:ascii="Times New Roman" w:hAnsi="Times New Roman" w:eastAsia="宋体"/>
-                <w:b/>
-                <w:color w:val="191919"/>
-                <w:sz w:val="19"/>
-              </w:rPr>
-              <w:t>6-14　内　王一漫家别墅·餐厅 — 夜</w:t>
-            </w:r>
-          </w:p>
-        </w:tc>
-        <w:tc>
-          <w:tcPr>
-            <w:tcW w:type="dxa" w:w="7344"/>
-            <w:vAlign w:val="center"/>
-            <w:tcMar>
-              <w:top w:w="105" w:type="dxa"/>
-              <w:bottom w:w="105" w:type="dxa"/>
-              <w:left w:w="145" w:type="dxa"/>
-              <w:right w:w="145" w:type="dxa"/>
-            </w:tcMar>
-            <w:shd w:fill="F7FAFC"/>
-          </w:tcPr>
-          <w:p>
-            <w:pPr>
-              <w:spacing w:before="40" w:after="40" w:line="341" w:lineRule="auto"/>
-              <w:jc w:val="left"/>
-            </w:pPr>
-            <w:r/>
-            <w:r>
-              <w:rPr>
-                <w:rFonts w:ascii="Times New Roman" w:hAnsi="Times New Roman" w:eastAsia="宋体"/>
-                <w:b w:val="0"/>
-                <w:color w:val="191919"/>
-                <w:sz w:val="19"/>
-              </w:rPr>
-              <w:t>【出场人物】众亲戚、王一漫、舅舅、杨敏、王伟之、舅妈</w:t>
-              <w:br/>
-              <w:t>【戏剧推进】王家别墅餐厅内，王一漫的父亲王伟之、母亲杨敏与舅舅、舅妈等一众亲戚举杯欢庆除夕。王一漫端着橙汁杯轻轻抿了一口，眼神不时飘向旁边的欧式座钟。 新年快乐！过年好，过年好！ 过年好。</w:t>
-            </w:r>
-          </w:p>
-        </w:tc>
-      </w:tr>
-      <w:tr>
-        <w:trPr>
-          <w:cantSplit/>
-        </w:trPr>
-        <w:tc>
-          <w:tcPr>
-            <w:tcW w:type="dxa" w:w="3024"/>
-            <w:vAlign w:val="center"/>
-            <w:tcMar>
-              <w:top w:w="105" w:type="dxa"/>
-              <w:bottom w:w="105" w:type="dxa"/>
-              <w:left w:w="145" w:type="dxa"/>
-              <w:right w:w="145" w:type="dxa"/>
-            </w:tcMar>
-          </w:tcPr>
-          <w:p>
-            <w:pPr>
-              <w:spacing w:before="40" w:after="40" w:line="341" w:lineRule="auto"/>
-              <w:jc w:val="left"/>
-            </w:pPr>
-            <w:r/>
-            <w:r>
-              <w:rPr>
-                <w:rFonts w:ascii="Times New Roman" w:hAnsi="Times New Roman" w:eastAsia="宋体"/>
-                <w:b/>
-                <w:color w:val="191919"/>
-                <w:sz w:val="19"/>
-              </w:rPr>
-              <w:t>6-15　外/内　雪夜街道与王一漫家二楼卧室 — 夜</w:t>
-            </w:r>
-          </w:p>
-        </w:tc>
-        <w:tc>
-          <w:tcPr>
-            <w:tcW w:type="dxa" w:w="7344"/>
-            <w:vAlign w:val="center"/>
-            <w:tcMar>
-              <w:top w:w="105" w:type="dxa"/>
-              <w:bottom w:w="105" w:type="dxa"/>
-              <w:left w:w="145" w:type="dxa"/>
-              <w:right w:w="145" w:type="dxa"/>
-            </w:tcMar>
-          </w:tcPr>
-          <w:p>
-            <w:pPr>
-              <w:spacing w:before="40" w:after="40" w:line="341" w:lineRule="auto"/>
-              <w:jc w:val="left"/>
-            </w:pPr>
-            <w:r/>
-            <w:r>
-              <w:rPr>
-                <w:rFonts w:ascii="Times New Roman" w:hAnsi="Times New Roman" w:eastAsia="宋体"/>
-                <w:b w:val="0"/>
-                <w:color w:val="191919"/>
-                <w:sz w:val="19"/>
-              </w:rPr>
-              <w:t>【出场人物】徐图图、赵左右、王一漫</w:t>
-              <w:br/>
-              <w:t>【戏剧推进】雪夜街头，头戴白色毛绒耳罩、身穿浅蓝色羊羔毛大衣的徐图图怀抱绿色礼盒走到赵左右家楼下，仰望五楼亮灯的窗户，掏出索爱手机给“赵左右（狂野阳光）”发送短信（画外音）。 偷偷告诉你，一个小时后会有火流星出现，有暖雪奇观，你一定要准时出门来看！ 就在这时，身穿黑色牛角扣连帽大衣的赵左右一边接听荀未来的电话，一边从单元门冲出，匆匆跑过路口。</w:t>
-            </w:r>
-          </w:p>
-        </w:tc>
-      </w:tr>
-      <w:tr>
-        <w:trPr>
-          <w:cantSplit/>
-        </w:trPr>
-        <w:tc>
-          <w:tcPr>
-            <w:tcW w:type="dxa" w:w="3024"/>
-            <w:vAlign w:val="center"/>
-            <w:tcMar>
-              <w:top w:w="105" w:type="dxa"/>
-              <w:bottom w:w="105" w:type="dxa"/>
-              <w:left w:w="145" w:type="dxa"/>
-              <w:right w:w="145" w:type="dxa"/>
-            </w:tcMar>
-            <w:shd w:fill="F7FAFC"/>
-          </w:tcPr>
-          <w:p>
-            <w:pPr>
-              <w:spacing w:before="40" w:after="40" w:line="341" w:lineRule="auto"/>
-              <w:jc w:val="left"/>
-            </w:pPr>
-            <w:r/>
-            <w:r>
-              <w:rPr>
-                <w:rFonts w:ascii="Times New Roman" w:hAnsi="Times New Roman" w:eastAsia="宋体"/>
-                <w:b/>
-                <w:color w:val="191919"/>
-                <w:sz w:val="19"/>
-              </w:rPr>
-              <w:t>6-16　外　东湖公园·三角尖顶礼拜堂前广场 — 夜</w:t>
-            </w:r>
-          </w:p>
-        </w:tc>
-        <w:tc>
-          <w:tcPr>
-            <w:tcW w:type="dxa" w:w="7344"/>
-            <w:vAlign w:val="center"/>
-            <w:tcMar>
-              <w:top w:w="105" w:type="dxa"/>
-              <w:bottom w:w="105" w:type="dxa"/>
-              <w:left w:w="145" w:type="dxa"/>
-              <w:right w:w="145" w:type="dxa"/>
-            </w:tcMar>
-            <w:shd w:fill="F7FAFC"/>
-          </w:tcPr>
-          <w:p>
-            <w:pPr>
-              <w:spacing w:before="40" w:after="40" w:line="341" w:lineRule="auto"/>
-              <w:jc w:val="left"/>
-            </w:pPr>
-            <w:r/>
-            <w:r>
-              <w:rPr>
-                <w:rFonts w:ascii="Times New Roman" w:hAnsi="Times New Roman" w:eastAsia="宋体"/>
-                <w:b w:val="0"/>
-                <w:color w:val="191919"/>
-                <w:sz w:val="19"/>
-              </w:rPr>
-              <w:t>【出场人物】荀未来、管理员、王一漫、赵左右、徐图图</w:t>
-              <w:br/>
-              <w:t>【戏剧推进】东湖公园礼拜堂前的雪地广场上，距离返程仅剩十分钟（00:10:18）。身穿卡其色厚羽绒服的荀未来蹲在皮卡车后斗旁调试 LM3500 造雪机电缆，抬起左腕查看机械表，神情急切而充满期待。 还有十分钟。我的未来，就靠你啦，小伙子。 一名左臂戴着“治安巡逻”红袖章的公园管理员突然走上前，一把拔掉造雪机插头并开始收卷电缆盘。荀未来猛然转头拦住他。</w:t>
-            </w:r>
-          </w:p>
-        </w:tc>
-      </w:tr>
-      <w:tr>
-        <w:trPr>
-          <w:cantSplit/>
-        </w:trPr>
-        <w:tc>
-          <w:tcPr>
-            <w:tcW w:type="dxa" w:w="3024"/>
-            <w:vAlign w:val="center"/>
-            <w:tcMar>
-              <w:top w:w="105" w:type="dxa"/>
-              <w:bottom w:w="105" w:type="dxa"/>
-              <w:left w:w="145" w:type="dxa"/>
-              <w:right w:w="145" w:type="dxa"/>
-            </w:tcMar>
-          </w:tcPr>
-          <w:p>
-            <w:pPr>
-              <w:spacing w:before="40" w:after="40" w:line="341" w:lineRule="auto"/>
-              <w:jc w:val="left"/>
-            </w:pPr>
-            <w:r/>
-            <w:r>
-              <w:rPr>
-                <w:rFonts w:ascii="Times New Roman" w:hAnsi="Times New Roman" w:eastAsia="宋体"/>
-                <w:b/>
-                <w:color w:val="191919"/>
-                <w:sz w:val="19"/>
-              </w:rPr>
-              <w:t>6-17　内/外　除夕跨年群像空间与赵左右家卧室 — 深夜</w:t>
-            </w:r>
-          </w:p>
-        </w:tc>
-        <w:tc>
-          <w:tcPr>
-            <w:tcW w:type="dxa" w:w="7344"/>
-            <w:vAlign w:val="center"/>
-            <w:tcMar>
-              <w:top w:w="105" w:type="dxa"/>
-              <w:bottom w:w="105" w:type="dxa"/>
-              <w:left w:w="145" w:type="dxa"/>
-              <w:right w:w="145" w:type="dxa"/>
-            </w:tcMar>
-          </w:tcPr>
-          <w:p>
-            <w:pPr>
-              <w:spacing w:before="40" w:after="40" w:line="341" w:lineRule="auto"/>
-              <w:jc w:val="left"/>
-            </w:pPr>
-            <w:r/>
-            <w:r>
-              <w:rPr>
-                <w:rFonts w:ascii="Times New Roman" w:hAnsi="Times New Roman" w:eastAsia="宋体"/>
-                <w:b w:val="0"/>
-                <w:color w:val="191919"/>
-                <w:sz w:val="19"/>
-              </w:rPr>
-              <w:t>【出场人物】赵左右</w:t>
-              <w:br/>
-              <w:t>【戏剧推进】五零二室卧室内，六十六岁的赵了裹着厚羽绒服发烧卧床，拿出水银体温计查看，刻度已超过三十九度，无奈地叹气靠回床头。 飞霞湾王家别墅餐厅内，二楼阳台窗外依然垂挂着那条打结的白色床单；母亲杨敏严厉地指责着，王一漫低着头一动不动地坐在餐桌旁。 三条鱼漫画屋内，留着顺直短发的理科学霸陈明独自坐在书桌漫画堆前，挑灯埋头刷题写寒假作业。</w:t>
-            </w:r>
-          </w:p>
-        </w:tc>
-      </w:tr>
-      <w:tr>
-        <w:trPr>
-          <w:cantSplit/>
-        </w:trPr>
-        <w:tc>
-          <w:tcPr>
-            <w:tcW w:type="dxa" w:w="3024"/>
-            <w:vAlign w:val="center"/>
-            <w:tcMar>
-              <w:top w:w="105" w:type="dxa"/>
-              <w:bottom w:w="105" w:type="dxa"/>
-              <w:left w:w="145" w:type="dxa"/>
-              <w:right w:w="145" w:type="dxa"/>
-            </w:tcMar>
-            <w:shd w:fill="F7FAFC"/>
-          </w:tcPr>
-          <w:p>
-            <w:pPr>
-              <w:spacing w:before="40" w:after="40" w:line="341" w:lineRule="auto"/>
-              <w:jc w:val="left"/>
-            </w:pPr>
-            <w:r/>
-            <w:r>
-              <w:rPr>
-                <w:rFonts w:ascii="Times New Roman" w:hAnsi="Times New Roman" w:eastAsia="宋体"/>
-                <w:b/>
-                <w:color w:val="191919"/>
-                <w:sz w:val="19"/>
-              </w:rPr>
-              <w:t>6-18　外　公园·雪夜木栈道 — 深夜</w:t>
-            </w:r>
-          </w:p>
-        </w:tc>
-        <w:tc>
-          <w:tcPr>
-            <w:tcW w:type="dxa" w:w="7344"/>
-            <w:vAlign w:val="center"/>
-            <w:tcMar>
-              <w:top w:w="105" w:type="dxa"/>
-              <w:bottom w:w="105" w:type="dxa"/>
-              <w:left w:w="145" w:type="dxa"/>
-              <w:right w:w="145" w:type="dxa"/>
-            </w:tcMar>
-            <w:shd w:fill="F7FAFC"/>
-          </w:tcPr>
-          <w:p>
-            <w:pPr>
-              <w:spacing w:before="40" w:after="40" w:line="341" w:lineRule="auto"/>
-              <w:jc w:val="left"/>
-            </w:pPr>
-            <w:r/>
-            <w:r>
-              <w:rPr>
-                <w:rFonts w:ascii="Times New Roman" w:hAnsi="Times New Roman" w:eastAsia="宋体"/>
-                <w:b w:val="0"/>
-                <w:color w:val="191919"/>
-                <w:sz w:val="19"/>
-              </w:rPr>
-              <w:t>【出场人物】舒图</w:t>
-              <w:br/>
-              <w:t>【戏剧推进】鹅毛大雪纷纷扬扬地飘落。十六岁的徐图图孤身一人坐在林间木栈道长椅上，肩膀耸动着低头抽泣，戴着兔耳手套的双手缓缓拆开怀里的绿色礼盒，露出那顶绣着眨眼笑脸的白色毛线帽。 突然，一把画着黄色叉眼笑脸涂鸦的透明雨伞稳稳伸到徐图图头顶，替她挡住了漫天风雪。一名盘着黑发、身穿黑色高领毛呢大衣、左手无名指佩戴着一枚银色婚戒的中年女子——四十一岁成年后的舒图，正静静站在长椅旁，神情清冷而温柔地垂眸看着十六岁的自己。 吵死了。</w:t>
+              <w:t>王一漫用白床单系在二楼铁护栏上翻窗逃离除夕家宴；片尾木栈道上，41岁成年舒图撑着明黄色叉眼笑脸雨伞踏雪降临，替16岁落泪的徐图图遮住风雪。</w:t>
             </w:r>
           </w:p>
         </w:tc>

--- a/01_《三人行》全24集全流程标杆成品库/03_剧作结构、悬念节奏与视听解码/EP06_《三人行》第六集《暖雪》剧作结构、悬念节奏与视听解码.docx
+++ b/01_《三人行》全24集全流程标杆成品库/03_剧作结构、悬念节奏与视听解码/EP06_《三人行》第六集《暖雪》剧作结构、悬念节奏与视听解码.docx
@@ -1046,21 +1046,10 @@
             </w:tcMar>
           </w:tcPr>
           <w:p>
-            <w:pPr>
-              <w:spacing w:before="40" w:after="40" w:line="341" w:lineRule="auto"/>
-              <w:jc w:val="left"/>
-            </w:pPr>
-            <w:r/>
             <w:r>
-              <w:rPr>
-                <w:rFonts w:ascii="Times New Roman" w:hAnsi="Times New Roman" w:eastAsia="宋体"/>
-                <w:b w:val="0"/>
-                <w:color w:val="191919"/>
-                <w:sz w:val="19"/>
-              </w:rPr>
               <w:t>【出场人物】赵左右、徐图图</w:t>
               <w:br/>
-              <w:t>【本场戏剧功能与导演调度任务】二零零八年深冬寒夜，空旷幽暗的冰封湖面上，十六岁的赵左右身穿深灰色连帽羽绒服、内搭灰白条纹毛衣与白衬衫、双手戴着黑色防滑手套，僵立在咔嚓作响的薄冰区中央，低头对着脚下不断蔓延的冰裂纹颤声祈祷。 赵左右刚试探着挪动半步，脚下冰层再次发出刺耳的脆响，吓得他立刻屏住呼吸，双手张开保持平……</w:t>
+              <w:t>【本场戏剧功能与导演调度任务】【开篇立局/黄金冷开场调度】以「外　长林市·冰封湖面与湖滨石栏 — 夜」为物理容器，聚焦（赵左右、徐图图）的对手戏力场，核心导演任务在于：落实配角群像“先留白、后高光”的破笼成长弧光。</w:t>
               <w:br/>
               <w:t>【完整剧情推进与动作细节】二零零八年深冬寒夜，空旷幽暗的冰封湖面上，十六岁的赵左右身穿深灰色连帽羽绒服、内搭灰白条纹毛衣与白衬衫、双手戴着黑色防滑手套，僵立在咔嚓作响的薄冰区中央，低头对着脚下不断蔓延的冰裂纹颤声祈祷。 赵左右刚试探着挪动半步，脚下冰层再次发出刺耳的脆响，吓得他立刻屏住呼吸，双手张开保持平衡不敢动弹。 话音未落，脚下冰面骤然开裂，赵左右脚下一滑重重摔倒在冰面上，失声惊呼。 湖滨石护栏岸边，身穿浅绿色牛角扣连帽大衣、戴着圆框眼镜的十六岁徐图图焦急地冲到栏杆前，一边解下岸边悬挂的红色救生圈，一边朝冰面上的赵左右大声呼喊。 徐图图急得双手往下压，示意他降低重心分散压力。 徐图图抡起系着长麻绳的红色救生圈，数着节拍奋力抛向冰面。救生圈滑落到赵左右身侧不远处。 徐图图指着救生圈落点的方向急切挥手。赵左右平躺在薄冰上，战战兢兢地朝救生圈方向翻滚过去。 冰层随着赵左右的翻滚发出令人牙酸的咯吱声，徐图图双手紧握麻绳，紧张得心提到了嗓子眼。</w:t>
               <w:br/>
@@ -1180,21 +1169,10 @@
             </w:tcMar>
           </w:tcPr>
           <w:p>
-            <w:pPr>
-              <w:spacing w:before="40" w:after="40" w:line="341" w:lineRule="auto"/>
-              <w:jc w:val="left"/>
-            </w:pPr>
-            <w:r/>
             <w:r>
-              <w:rPr>
-                <w:rFonts w:ascii="Times New Roman" w:hAnsi="Times New Roman" w:eastAsia="宋体"/>
-                <w:b w:val="0"/>
-                <w:color w:val="191919"/>
-                <w:sz w:val="19"/>
-              </w:rPr>
               <w:t>【出场人物】赵左右、赵东来、荀未来、人生有限公司代表</w:t>
               <w:br/>
-              <w:t>【本场戏剧功能与导演调度任务】日间，漫画屋里间的床铺上，身穿黑色高领毛衣的四十一岁荀未来缓缓睁开眼睛。守在床边的十六岁赵左右见状神情一喜，探头关切地唤他，随后迅速转头朝门外高声呼喊。 身穿军灰绿色连帽冬装棉服的赵东来闻声快步从外屋走进卧室，面带笑意与关切，顺势蹲在床边询问。</w:t>
+              <w:t>【本场戏剧功能与导演调度任务】【叙事推进与人物关系博弈调度】以「内　漫画屋·里间卧室 — 日」为物理容器，聚焦（赵左右、赵东来、荀未来、人生有限公司代表）的对手戏力场，核心导演任务在于：推进跨时空底层规则与倒计时危机张力；深化中国式原生家庭“刀子嘴与避风港”的代际情感共振。</w:t>
               <w:br/>
               <w:t>【完整剧情推进与动作细节】日间，漫画屋里间的床铺上，身穿黑色高领毛衣的四十一岁荀未来缓缓睁开眼睛。守在床边的十六岁赵左右见状神情一喜，探头关切地唤他，随后迅速转头朝门外高声呼喊。 身穿军灰绿色连帽冬装棉服的赵东来闻声快步从外屋走进卧室，面带笑意与关切，顺势蹲在床边询问。 荀未来神色迷茫，单手撑着床垫缓慢坐起身，微蹙着眉头揉了揉太阳穴回忆昨夜。 荀未来掀开被角作势就要下床展示。赵左右与赵东来见状连忙同时伸出双手按住他的双肩，将他稳稳按回床上。 荀未来听到“回家”二字愣了一下。赵左右与赵东来相视一笑，赵东来面露欣慰，抬手轻轻拍了拍儿子的肩膀，父子间气氛融洽。荀未来露出释怀的微笑，认真地看向赵左右道歉。 赵左右坦然地笑了笑，伸手拿起搭在椅背上的羽绒服穿上。 赵东来站起身走到房门口，停下脚步回过头，微笑着向床上的荀未来拱手拜早年。荀未来靠在床头抬手温和回应。 父子俩带上房门离开。荀未来独自坐在床头，从床头外套内袋里摸出那张由人生有限公司发放的二代居民身份证——只见背面原本到二零零九年的有效期限数字正在发生诡异的扭曲闪烁，最终定格为：2008.01.21-2008.02.06！荀未来瞪大双眼。</w:t>
               <w:br/>
@@ -1249,21 +1227,10 @@
             <w:shd w:fill="F7FAFC"/>
           </w:tcPr>
           <w:p>
-            <w:pPr>
-              <w:spacing w:before="40" w:after="40" w:line="341" w:lineRule="auto"/>
-              <w:jc w:val="left"/>
-            </w:pPr>
-            <w:r/>
             <w:r>
-              <w:rPr>
-                <w:rFonts w:ascii="Times New Roman" w:hAnsi="Times New Roman" w:eastAsia="宋体"/>
-                <w:b w:val="0"/>
-                <w:color w:val="191919"/>
-                <w:sz w:val="19"/>
-              </w:rPr>
               <w:t>【出场人物】客服58003、赵了、荀未来</w:t>
               <w:br/>
-              <w:t>【本场戏剧功能与导演调度任务】飞霞路与和艺北街交口，头戴黑色鸭舌帽、身穿深蓝色厚羽绒服的六十六岁赵了顶着寒风步入公用电话亭，左手捂着嘴剧烈咳嗽，随后取出电话卡插入卡槽，神情疲惫而焦躁地按键拨号。 二零五八年人生无限有限公司（LIVE ONCE AGAIN）办公区内，工号 58003 的长发女客服背对镜头端坐在……</w:t>
+              <w:t>【本场戏剧功能与导演调度任务】【叙事推进与人物关系博弈调度】以「外/内　飞霞路·公用电话亭与人生无限有限公司工位（2058） — 日」为物理容器，聚焦（客服58003、赵了、荀未来）的对手戏力场，核心导演任务在于：推进跨时空底层规则与倒计时危机张力。</w:t>
               <w:br/>
               <w:t>【完整剧情推进与动作细节】飞霞路与和艺北街交口，头戴黑色鸭舌帽、身穿深蓝色厚羽绒服的六十六岁赵了顶着寒风步入公用电话亭，左手捂着嘴剧烈咳嗽，随后取出电话卡插入卡槽，神情疲惫而焦躁地按键拨号。 二零五八年人生无限有限公司（LIVE ONCE AGAIN）办公区内，工号 58003 的长发女客服背对镜头端坐在电脑屏幕前，声音与王一漫如出一辙。 赵了一手紧握听筒、一手扶着电话机台面，难受地吸了吸鼻子，情绪激动地抱怨。 赵了气愤地抬起右手想去按挂断键，大声威胁。 客服急忙出声喊停，电脑屏幕上弹出“黑金会员 赵左右｜时空波动监测中”的红色折线波形图。赵了悬在按键上的手指瞬间停滞收回，眼神由焦躁转为凝重与警惕。 【闪回·2008长林八中乐器室及家属楼】赵了在远处默默注视着十六岁的赵左右抱猫走出楼门、在乐器室与徐图图并肩排练。 切回电话亭与客服工位，赵了神色严峻地握着听筒。 赵了轻轻点了点头，按下挂断簧片。</w:t>
               <w:br/>
@@ -1316,21 +1283,10 @@
             </w:tcMar>
           </w:tcPr>
           <w:p>
-            <w:pPr>
-              <w:spacing w:before="40" w:after="40" w:line="341" w:lineRule="auto"/>
-              <w:jc w:val="left"/>
-            </w:pPr>
-            <w:r/>
             <w:r>
-              <w:rPr>
-                <w:rFonts w:ascii="Times New Roman" w:hAnsi="Times New Roman" w:eastAsia="宋体"/>
-                <w:b w:val="0"/>
-                <w:color w:val="191919"/>
-                <w:sz w:val="19"/>
-              </w:rPr>
               <w:t>【出场人物】赵左右、刘美奕、帖文播报、荀未来</w:t>
               <w:br/>
-              <w:t>【本场戏剧功能与导演调度任务】五零一室赵左右卧室内，身穿黑白格纹衬衫的赵左右正坐在电脑前滑动鼠标浏览长林八中吧，一条标题为《【劲爆消息】跨年夜一起来看暖雪！！！》的热帖吸引了他的目光。 母亲刘美奕身穿棕褐色短款羽绒服敲门走进卧室，面带微笑地将修好的银灰色诺基亚直板手机轻轻放在书桌角上。</w:t>
+              <w:t>【本场戏剧功能与导演调度任务】【叙事推进与人物关系博弈调度】以「内　赵左右家·卧室与客厅 — 日」为物理容器，聚焦（赵左右、刘美奕、帖文播报、荀未来）的对手戏力场，核心导演任务在于：深化中国式原生家庭“刀子嘴与避风港”的代际情感共振。</w:t>
               <w:br/>
               <w:t>【完整剧情推进与动作细节】五零一室赵左右卧室内，身穿黑白格纹衬衫的赵左右正坐在电脑前滑动鼠标浏览长林八中吧，一条标题为《【劲爆消息】跨年夜一起来看暖雪！！！》的热帖吸引了他的目光。 母亲刘美奕身穿棕褐色短款羽绒服敲门走进卧室，面带微笑地将修好的银灰色诺基亚直板手机轻轻放在书桌角上。 赵左右拿起修好的手机翻看，神色放松地抬起头看着母亲，笑眯眯地报出菜名。 刘美奕见儿子不再像从前那样随口敷衍，开心得眉开眼笑，伸手轻轻点了点儿子的额头并拍了拍他的肩膀打趣。 赵左右略显羞涩地摸了摸鼻子，挺起胸膛回答。 刘美奕欣慰地转身出门买菜。赵左右转回电脑屏幕前，滑动鼠标点开贴吧详情页，屏幕上显示着红字标题：转起来！明晚跨年的时候有火流星！观赏指南写着明晚 23:20-23:40 仰头看东北方向天空（画外音）。 门外突然传来急促的敲门声。赵左右起身走到客厅玄关打开防盗门，只见满面焦灼的荀未来快步冲进客厅，径直走到餐桌旁拿起玻璃水壶倒了一大杯水仰脖猛灌。 荀未来放下水杯抹了把嘴平复呼吸，神情严肃而紧迫地逼近赵左右，一把抓住他的胳膊。</w:t>
               <w:br/>
@@ -1385,21 +1341,10 @@
             <w:shd w:fill="F7FAFC"/>
           </w:tcPr>
           <w:p>
-            <w:pPr>
-              <w:spacing w:before="40" w:after="40" w:line="341" w:lineRule="auto"/>
-              <w:jc w:val="left"/>
-            </w:pPr>
-            <w:r/>
             <w:r>
-              <w:rPr>
-                <w:rFonts w:ascii="Times New Roman" w:hAnsi="Times New Roman" w:eastAsia="宋体"/>
-                <w:b w:val="0"/>
-                <w:color w:val="191919"/>
-                <w:sz w:val="19"/>
-              </w:rPr>
               <w:t>【出场人物】荀未来、赵左右</w:t>
               <w:br/>
-              <w:t>【本场戏剧功能与导演调度任务】夜晚，积雪覆盖的东湖公园三角尖顶礼拜堂台阶前，荀未来扮演王一漫，侧身回眸，捏着嗓子姿态造作、语气娇嗔地念着台词；撑着一把黑伞走上前来的赵左右与他对视了两秒，实在憋不住低头噗嗤一声笑场，手里的黑伞随之乱抖。 荀未来瞬间破功，皱起眉头跺了跺脚，双手叉腰气鼓鼓地埋怨。</w:t>
+              <w:t>【本场戏剧功能与导演调度任务】【叙事推进与人物关系博弈调度】以「外　东湖公园·三角尖顶礼拜堂前 — 夜」为物理容器，聚焦（荀未来、赵左右）的对手戏力场，核心导演任务在于：通过生活化微动作与潜台词交锋外化角色心理位移，衔接前后场因果链条。</w:t>
               <w:br/>
               <w:t>【完整剧情推进与动作细节】夜晚，积雪覆盖的东湖公园三角尖顶礼拜堂台阶前，荀未来扮演王一漫，侧身回眸，捏着嗓子姿态造作、语气娇嗔地念着台词；撑着一把黑伞走上前来的赵左右与他对视了两秒，实在憋不住低头噗嗤一声笑场，手里的黑伞随之乱抖。 荀未来瞬间破功，皱起眉头跺了跺脚，双手叉腰气鼓鼓地埋怨。 赵左右连忙收起黑伞抱在怀里，忍着笑连声拱手道歉。 赵左右敛去笑意，握着黑伞柄认真地看着荀未来。 赵左右皱了皱鼻子，满脸怀疑地吐槽那些肉麻台词。 赵左右收起笑容，仰头望向静谧的夜空，眼神纯净而真挚。 荀未来神色微动，随即上前一步，双手捧住赵左右的脸颊将他的脑袋扳正过来，严肃地指出残酷的现实。 赵左右脸上的憧憬瞬间凝固，整个人愣在原地。</w:t>
               <w:br/>
@@ -1452,21 +1397,10 @@
             </w:tcMar>
           </w:tcPr>
           <w:p>
-            <w:pPr>
-              <w:spacing w:before="40" w:after="40" w:line="341" w:lineRule="auto"/>
-              <w:jc w:val="left"/>
-            </w:pPr>
-            <w:r/>
             <w:r>
-              <w:rPr>
-                <w:rFonts w:ascii="Times New Roman" w:hAnsi="Times New Roman" w:eastAsia="宋体"/>
-                <w:b w:val="0"/>
-                <w:color w:val="191919"/>
-                <w:sz w:val="19"/>
-              </w:rPr>
               <w:t>【出场人物】荀未来、赵左右、租车老板、学校保安、罗爱文、换班保安</w:t>
               <w:br/>
-              <w:t>【本场戏剧功能与导演调度任务】赵左右拔腿沿着夜街飞奔，荀未来在后面气喘吁吁地追赶，两人穿过限高架桥洞一路跑到长林八中校外铁栏杆栅栏旁。 跑在前面的赵左右回头冲荀未来招了招手，脚下速度丝毫不减。</w:t>
+              <w:t>【本场戏剧功能与导演调度任务】【中点转折与矛盾升级调度】以「外/内　长林八中·铁栏杆外、美营租车行、保卫室与储藏室 — 夜」为物理容器，聚焦（荀未来、赵左右、租车老板、学校保安、罗爱文、换班保安）的对手戏力场，核心导演任务在于：深化中国式原生家庭“刀子嘴与避风港”的代际情感共振。</w:t>
               <w:br/>
               <w:t>【完整剧情推进与动作细节】赵左右拔腿沿着夜街飞奔，荀未来在后面气喘吁吁地追赶，两人穿过限高架桥洞一路跑到长林八中校外铁栏杆栅栏旁。 荀未来扶着膝盖大口喘气，抬头看了一眼紧闭的校园铁栅栏。赵左右双手抓着铁栏杆，抬手指着校园深处的体育馆方向。 荀未来缓过一口气，疑惑地看着赵左右手指的方向。 赵左右转过身，兴奋地向荀未来解释起来。 荀未来眼睛一亮，赞许地拍了拍赵左右的肩膀。 赵左右伸出双手在胸前悬空比划了一个长方体的尺寸。 荀未来猛地一拍巴掌，果断拍板定下分工。 赵左右用力握了握拳头，低声喊了一句，随即踩上路边的绿色塑料垃圾桶，敏捷地翻越学校铁栏杆跳进校园。</w:t>
               <w:br/>
@@ -1521,21 +1455,10 @@
             <w:shd w:fill="F7FAFC"/>
           </w:tcPr>
           <w:p>
-            <w:pPr>
-              <w:spacing w:before="40" w:after="40" w:line="341" w:lineRule="auto"/>
-              <w:jc w:val="left"/>
-            </w:pPr>
-            <w:r/>
             <w:r>
-              <w:rPr>
-                <w:rFonts w:ascii="Times New Roman" w:hAnsi="Times New Roman" w:eastAsia="宋体"/>
-                <w:b w:val="0"/>
-                <w:color w:val="191919"/>
-                <w:sz w:val="19"/>
-              </w:rPr>
               <w:t>【出场人物】赵左右、荀未来</w:t>
               <w:br/>
-              <w:t>【本场戏剧功能与导演调度任务】东湖公园三角尖顶礼拜堂前，两人合力将造雪机固定在皮卡车后斗上。赵左右朝着礼拜堂双手合十拜了拜，随后与荀未来并肩背靠在银色皮卡车斗边缘。 荀未来拍了拍固定好的造雪机外壳，转头叮嘱身旁的赵左右。</w:t>
+              <w:t>【本场戏剧功能与导演调度任务】【中点转折与矛盾升级调度】以「外　东湖公园·三角尖顶礼拜堂前 — 夜」为物理容器，聚焦（赵左右、荀未来）的对手戏力场，核心导演任务在于：通过生活化微动作与潜台词交锋外化角色心理位移，衔接前后场因果链条。</w:t>
               <w:br/>
               <w:t>【完整剧情推进与动作细节】东湖公园三角尖顶礼拜堂前，两人合力将造雪机固定在皮卡车后斗上。赵左右朝着礼拜堂双手合十拜了拜，随后与荀未来并肩背靠在银色皮卡车斗边缘。 荀未来仰起头望着夜空，长长地舒了一口气，眼底泛起久违的热血与感慨。 赵左右也仰起头望着夜空，眼中闪烁着释然与激动的光彩，嘴角扬起开怀的笑意。 荀未来转过头静静凝视着赵左右的侧脸，眼神温柔而郑重。 赵左右转过头看向荀未来，笑着回应。荀未来微微一怔，抿嘴低头温和一笑，将手揣进白色大衣口袋哈着白气搓手取暖，轻声低语。 荀未来转过头看着赵左右，神色认真中带着一丝不易察觉的不舍，抬手拍了拍他的肩膀。 荀未来没有正面回答，眼睫低垂后转头望向夜空。镜头拉远至礼拜堂前全景，画面浮现倒计时：荀未来返程 24:00:00 跳向 23:59:57。</w:t>
               <w:br/>
@@ -1588,21 +1511,10 @@
             </w:tcMar>
           </w:tcPr>
           <w:p>
-            <w:pPr>
-              <w:spacing w:before="40" w:after="40" w:line="341" w:lineRule="auto"/>
-              <w:jc w:val="left"/>
-            </w:pPr>
-            <w:r/>
             <w:r>
-              <w:rPr>
-                <w:rFonts w:ascii="Times New Roman" w:hAnsi="Times New Roman" w:eastAsia="宋体"/>
-                <w:b w:val="0"/>
-                <w:color w:val="191919"/>
-                <w:sz w:val="19"/>
-              </w:rPr>
               <w:t>【出场人物】杨敏、王一漫、舅妈、舅舅、晨晨、荀未来</w:t>
               <w:br/>
-              <w:t>【本场戏剧功能与导演调度任务】除夕白昼，飞霞湾王家别墅客厅大落地窗前，身穿米白麻花毛衣的王一漫双手高举着一张红色的镂空“福”字窗花紧贴在玻璃上，保持着姿势不敢乱动；身穿红色圆领针织衫、佩戴珍珠项链的母亲杨敏双手抱臂站在红木沙发后，侧头眯眼苛刻审视，抬起手指在空中微调比划着角度。 王一漫举着酸痛的手臂，小心翼翼……</w:t>
+              <w:t>【本场戏剧功能与导演调度任务】【中点转折与矛盾升级调度】以「内　王一漫家别墅·客厅与二楼卫生间 — 日」为物理容器，聚焦（杨敏、王一漫、舅妈、舅舅、晨晨、荀未来）的对手戏力场，核心导演任务在于：通过生活化微动作与潜台词交锋外化角色心理位移，衔接前后场因果链条。</w:t>
               <w:br/>
               <w:t>【完整剧情推进与动作细节】除夕白昼，飞霞湾王家别墅客厅大落地窗前，身穿米白麻花毛衣的王一漫双手高举着一张红色的镂空“福”字窗花紧贴在玻璃上，保持着姿势不敢乱动；身穿红色圆领针织衫、佩戴珍珠项链的母亲杨敏双手抱臂站在红木沙发后，侧头眯眼苛刻审视，抬起手指在空中微调比划着角度。 王一漫举着酸痛的手臂，小心翼翼地微侧过头询问。 杨敏托着腮皱眉挑剔，最终叹了口气摆手转身走向一楼洗手间。 杨敏刚走到卫生间门前，玄关门铃响起，杨敏转头命令女儿。王一漫轻轻放下手中的窗花，快步走向玄关拉开双开大门。 鼻梁贴着白色医用敷贴的王一漫立刻换上乖巧灿烂的笑容，双手恭敬地接过舅舅、舅妈递来的大礼品袋。 王一漫低头看向跟在后面的小表弟晨晨，微笑着夸赞。晨晨却两手死死捂着裤裆，焦急地往屋里直冲。 舅妈在后面急忙喊他换鞋，王一漫连忙体贴地摆手解围。 晨晨一路冲到一楼洗手间门前，握着门把手用力拍门大喊；正在里面的杨敏隔着门回应。</w:t>
               <w:br/>
@@ -1657,21 +1569,10 @@
             <w:shd w:fill="F7FAFC"/>
           </w:tcPr>
           <w:p>
-            <w:pPr>
-              <w:spacing w:before="40" w:after="40" w:line="341" w:lineRule="auto"/>
-              <w:jc w:val="left"/>
-            </w:pPr>
-            <w:r/>
             <w:r>
-              <w:rPr>
-                <w:rFonts w:ascii="Times New Roman" w:hAnsi="Times New Roman" w:eastAsia="宋体"/>
-                <w:b w:val="0"/>
-                <w:color w:val="191919"/>
-                <w:sz w:val="19"/>
-              </w:rPr>
               <w:t>【出场人物】荀未来、算账小孩</w:t>
               <w:br/>
-              <w:t>【本场戏剧功能与导演调度任务】漫画屋里间，身穿棕色羽绒服的荀未来握着手机焦急地来回踱步，屏幕中央浮现“荀未来返程 09:30:10”的倒计时。坐在小书桌前台灯下写作业的十岁算账小孩头也不抬地搭话。 趴在小书桌前写寒假作业的十岁算账小孩头也不抬，老气横秋地随口接了一句。</w:t>
+              <w:t>【本场戏剧功能与导演调度任务】【中点转折与矛盾升级调度】以「内　漫画屋·里间 — 日」为物理容器，聚焦（荀未来、算账小孩）的对手戏力场，核心导演任务在于：通过生活化微动作与潜台词交锋外化角色心理位移，衔接前后场因果链条。</w:t>
               <w:br/>
               <w:t>【完整剧情推进与动作细节】漫画屋里间，身穿棕色羽绒服的荀未来握着手机焦急地来回踱步，屏幕中央浮现“荀未来返程 09:30:10”的倒计时。坐在小书桌前台灯下写作业的十岁算账小孩头也不抬地搭话。</w:t>
               <w:br/>
@@ -1724,21 +1625,10 @@
             </w:tcMar>
           </w:tcPr>
           <w:p>
-            <w:pPr>
-              <w:spacing w:before="40" w:after="40" w:line="341" w:lineRule="auto"/>
-              <w:jc w:val="left"/>
-            </w:pPr>
-            <w:r/>
             <w:r>
-              <w:rPr>
-                <w:rFonts w:ascii="Times New Roman" w:hAnsi="Times New Roman" w:eastAsia="宋体"/>
-                <w:b w:val="0"/>
-                <w:color w:val="191919"/>
-                <w:sz w:val="19"/>
-              </w:rPr>
               <w:t>【出场人物】徐图图、舒洁</w:t>
               <w:br/>
-              <w:t>【本场戏剧功能与导演调度任务】除夕傍晚，徐图图家温馨的客厅里，十六岁的徐图图双手捧着自己亲手编织的白色粗针织毛线帽——帽檐上绣着可爱的眨眼笑脸与小雏菊，献宝似地递给身穿深色绗缝棉服、围着灰围巾准备出门上夜班的母亲舒洁看。 舒洁接过毛线帽仔细端详，欣慰地指了指帽檐针脚，并指了指桌上的百元钞票。</w:t>
+              <w:t>【本场戏剧功能与导演调度任务】【中点转折与矛盾升级调度】以「内　徐图图家·客厅 — 昏」为物理容器，聚焦（徐图图、舒洁）的对手戏力场，核心导演任务在于：通过味觉记忆与信物流转编织跨时空纯爱与双生女性救赎。</w:t>
               <w:br/>
               <w:t>【完整剧情推进与动作细节】除夕傍晚，徐图图家温馨的客厅里，十六岁的徐图图双手捧着自己亲手编织的白色粗针织毛线帽——帽檐上绣着可爱的眨眼笑脸与小雏菊，献宝似地递给身穿深色绗缝棉服、围着灰围巾准备出门上夜班的母亲舒洁看。 舒洁接过毛线帽仔细端详，欣慰地指了指帽檐针脚，并指了指桌上的百元钞票。 徐图图心疼地看着母亲身上的厚棉服，小声询问。 徐图图懂事地挽住母亲的胳膊摇了摇头。 舒洁慈爱地摸了摸女儿的脸颊，转身拎起包走向门口。 母亲出门后，徐图图坐到笔记本电脑前打开长林八中吧，一眼看到了那条《【劲爆消息】跨年夜一起来看暖雪！！！》的热帖。</w:t>
               <w:br/>
@@ -1793,21 +1683,10 @@
             <w:shd w:fill="F7FAFC"/>
           </w:tcPr>
           <w:p>
-            <w:pPr>
-              <w:spacing w:before="40" w:after="40" w:line="341" w:lineRule="auto"/>
-              <w:jc w:val="left"/>
-            </w:pPr>
-            <w:r/>
             <w:r>
-              <w:rPr>
-                <w:rFonts w:ascii="Times New Roman" w:hAnsi="Times New Roman" w:eastAsia="宋体"/>
-                <w:b w:val="0"/>
-                <w:color w:val="191919"/>
-                <w:sz w:val="19"/>
-              </w:rPr>
               <w:t>【出场人物】赵左右、刘美奕、赵东来、赵了</w:t>
               <w:br/>
-              <w:t>【本场戏剧功能与导演调度任务】除夕之夜，五零一室餐厅桌上摆满了丰盛的年夜饭（包括锅包肉与炸茄盒）。身穿浅蓝色毛衣的赵左右与身穿灰色针织衫的赵东来围坐桌旁互相夹菜，系着粉色围裙的刘美奕端着一个装满热菜的双层不锈钢饭盒从厨房走出来。 厨房里的刘美奕将最后一道热菜装进双层不锈钢饭盒，盖好盒盖走了出来。</w:t>
+              <w:t>【本场戏剧功能与导演调度任务】【叙事推进与人物关系博弈调度】以「内　赵左右家·餐厅与502室门前 — 夜」为物理容器，聚焦（赵左右、刘美奕、赵东来、赵了）的对手戏力场，核心导演任务在于：深化中国式原生家庭“刀子嘴与避风港”的代际情感共振。</w:t>
               <w:br/>
               <w:t>【完整剧情推进与动作细节】除夕之夜，五零一室餐厅桌上摆满了丰盛的年夜饭（包括锅包肉与炸茄盒）。身穿浅蓝色毛衣的赵左右与身穿灰色针织衫的赵东来围坐桌旁互相夹菜，系着粉色围裙的刘美奕端着一个装满热菜的双层不锈钢饭盒从厨房走出来。 赵东来端起酒杯乐呵呵地招呼儿子碰杯，刘美奕将不锈钢饭盒递给赵左右。 赵左右接过饭盒，疑惑地眨了眨眼。 赵左右双手托着不锈钢饭盒走到对门五零二室门前敲了敲门。身穿卡其色厚羽绒服、面容憔悴的六十六岁赵了微开房门。赵左右神色真诚地将饭盒递到身前。 赵了眼中闪过一丝意外与触动，低声询问。 赵了目光下移落在温热的饭盒上，微微点头道谢，双手接过饭盒后立刻往后退了半步拉开距离，急促地把门合上。 赵左右隔着门叮嘱了一句，转身回到五零一室餐桌旁坐下，拿起筷子边吃边问母亲。 赵东来神情凝重地停下筷子，端起啤酒杯连连叹息。</w:t>
               <w:br/>
@@ -1860,21 +1739,10 @@
             </w:tcMar>
           </w:tcPr>
           <w:p>
-            <w:pPr>
-              <w:spacing w:before="40" w:after="40" w:line="341" w:lineRule="auto"/>
-              <w:jc w:val="left"/>
-            </w:pPr>
-            <w:r/>
             <w:r>
-              <w:rPr>
-                <w:rFonts w:ascii="Times New Roman" w:hAnsi="Times New Roman" w:eastAsia="宋体"/>
-                <w:b w:val="0"/>
-                <w:color w:val="191919"/>
-                <w:sz w:val="19"/>
-              </w:rPr>
               <w:t>【出场人物】徐图图</w:t>
               <w:br/>
-              <w:t>【本场戏剧功能与导演调度任务】暖炉旁，徐图图将织好的白色笑脸毛线帽叠放进精致的绿色礼盒里，盒盖内侧贴着写给赵左右的黄色便利贴（To 赵左右：谢谢你带那一桌冷饮！ / 左右：广播社选举加油！）。徐图图轻轻合上盒盖。</w:t>
+              <w:t>【本场戏剧功能与导演调度任务】【叙事推进与人物关系博弈调度】以「内　徐图图家·客厅 — 夜」为物理容器，聚焦（徐图图）的对手戏力场，核心导演任务在于：引爆学业分科抉择、少年良知与同窗义气冲突；通过味觉记忆与信物流转编织跨时空纯爱与双生女性救赎。</w:t>
               <w:br/>
               <w:t>【完整剧情推进与动作细节】暖炉旁，徐图图将织好的白色笑脸毛线帽叠放进精致的绿色礼盒里，盒盖内侧贴着写给赵左右的黄色便利贴（To 赵左右：谢谢你带那一桌冷饮！ / 左右：广播社选举加油！）。徐图图轻轻合上盒盖（画外音）。</w:t>
               <w:br/>
@@ -1929,21 +1797,10 @@
             <w:shd w:fill="F7FAFC"/>
           </w:tcPr>
           <w:p>
-            <w:pPr>
-              <w:spacing w:before="40" w:after="40" w:line="341" w:lineRule="auto"/>
-              <w:jc w:val="left"/>
-            </w:pPr>
-            <w:r/>
             <w:r>
-              <w:rPr>
-                <w:rFonts w:ascii="Times New Roman" w:hAnsi="Times New Roman" w:eastAsia="宋体"/>
-                <w:b w:val="0"/>
-                <w:color w:val="191919"/>
-                <w:sz w:val="19"/>
-              </w:rPr>
               <w:t>【出场人物】众亲戚、王一漫、舅舅、杨敏、王伟之、舅妈</w:t>
               <w:br/>
-              <w:t>【本场戏剧功能与导演调度任务】王家别墅餐厅内，王一漫的父亲王伟之、母亲杨敏与舅舅、舅妈等一众亲戚举杯欢庆除夕。王一漫端着橙汁杯轻轻抿了一口，眼神不时飘向旁边的欧式座钟。 坐在欧式长餐桌旁的王一漫保持着标准得体的微笑，端起橙汁杯向长辈们致意。</w:t>
+              <w:t>【本场戏剧功能与导演调度任务】【叙事推进与人物关系博弈调度】以「内　王一漫家别墅·餐厅 — 夜」为物理容器，聚焦（众亲戚、王一漫、舅舅、杨敏、王伟之、舅妈）的对手戏力场，核心导演任务在于：通过生活化微动作与潜台词交锋外化角色心理位移，衔接前后场因果链条。</w:t>
               <w:br/>
               <w:t>【完整剧情推进与动作细节】王家别墅餐厅内，王一漫的父亲王伟之、母亲杨敏与舅舅、舅妈等一众亲戚举杯欢庆除夕。王一漫端着橙汁杯轻轻抿了一口，眼神不时飘向旁边的欧式座钟。 舅舅端着红酒杯笑呵呵地转向王一漫劝酒，杨敏迅速抬手拦住。 父亲王伟之放下筷子，拿出一家之主的威严训诫起来。 一旁的舅妈目光落在杨敏颈间，笑着夸赞。杨敏双手轻轻抚弄着颈间的珍珠项链，满面得色地炫耀。 舅舅也顺势竖起大拇指奉承，杨敏受用地频频点头。 舅舅拍了拍旁边小表弟晨晨的脑袋，半开玩笑地感慨。 众人推杯换盏间，王一漫全程垂眸低头，抬头看了一眼座钟上方浮现的“荀未来返程 01:00:38”倒计时，端起水杯喝水掩饰焦急。父亲王伟之转头关切地看向女儿。 王一漫顺势右手轻捂腹部，装出神情萎靡的模样向父亲请假。</w:t>
               <w:br/>
@@ -1996,21 +1853,10 @@
             </w:tcMar>
           </w:tcPr>
           <w:p>
-            <w:pPr>
-              <w:spacing w:before="40" w:after="40" w:line="341" w:lineRule="auto"/>
-              <w:jc w:val="left"/>
-            </w:pPr>
-            <w:r/>
             <w:r>
-              <w:rPr>
-                <w:rFonts w:ascii="Times New Roman" w:hAnsi="Times New Roman" w:eastAsia="宋体"/>
-                <w:b w:val="0"/>
-                <w:color w:val="191919"/>
-                <w:sz w:val="19"/>
-              </w:rPr>
               <w:t>【出场人物】徐图图、赵左右、王一漫</w:t>
               <w:br/>
-              <w:t>【本场戏剧功能与导演调度任务】雪夜街头，头戴白色毛绒耳罩、身穿浅蓝色羊羔毛大衣的徐图图怀抱绿色礼盒走到赵左右家楼下，仰望五楼亮灯的窗户，掏出索爱手机给“赵左右（狂野阳光）”发送短信。 就在这时，身穿黑色牛角扣连帽大衣的赵左右一边接听荀未来的电话，一边从单元门冲出，匆匆跑过路口。</w:t>
+              <w:t>【本场戏剧功能与导演调度任务】【叙事推进与人物关系博弈调度】以「外/内　雪夜街道与王一漫家二楼卧室 — 夜」为物理容器，聚焦（徐图图、赵左右、王一漫）的对手戏力场，核心导演任务在于：通过生活化微动作与潜台词交锋外化角色心理位移，衔接前后场因果链条。</w:t>
               <w:br/>
               <w:t>【完整剧情推进与动作细节】雪夜街头，头戴白色毛绒耳罩、身穿浅蓝色羊羔毛大衣的徐图图怀抱绿色礼盒走到赵左右家楼下，仰望五楼亮灯的窗户，掏出索爱手机给“赵左右（狂野阳光）”发送短信（画外音）。 就在这时，身穿黑色牛角扣连帽大衣的赵左右一边接听荀未来的电话，一边从单元门冲出，匆匆跑过路口。 飞霞湾别墅餐厅内，座钟走过半点，舅舅转头向杨敏打听漫漫有没有对象，被王伟之正色打断：“哎，别瞎说啊，我们家漫漫不可能早恋！”杨敏挂念女儿，起身走上二楼推开王一漫卧室房门呼唤“漫漫，你好了吗”，却见房间空无一人，阳台栏杆上赫然系着打结垂向楼下的白色床单！ 雪夜街道上，身穿棕色牛角扣毛领大衣、系着红格围巾的王一漫正迎着寒风边跑边给荀未来打电话。 街角处，怀抱礼盒的徐图图目送赵左右跑向东湖公园方向的背影，疑惑地跟了上去。</w:t>
               <w:br/>
@@ -2065,21 +1911,10 @@
             <w:shd w:fill="F7FAFC"/>
           </w:tcPr>
           <w:p>
-            <w:pPr>
-              <w:spacing w:before="40" w:after="40" w:line="341" w:lineRule="auto"/>
-              <w:jc w:val="left"/>
-            </w:pPr>
-            <w:r/>
             <w:r>
-              <w:rPr>
-                <w:rFonts w:ascii="Times New Roman" w:hAnsi="Times New Roman" w:eastAsia="宋体"/>
-                <w:b w:val="0"/>
-                <w:color w:val="191919"/>
-                <w:sz w:val="19"/>
-              </w:rPr>
               <w:t>【出场人物】荀未来、管理员、王一漫、赵左右、徐图图</w:t>
               <w:br/>
-              <w:t>【本场戏剧功能与导演调度任务】东湖公园礼拜堂前的雪地广场上，距离返程仅剩十分钟（00:10:18）。身穿卡其色厚羽绒服的荀未来蹲在皮卡车后斗旁调试 LM3500 造雪机电缆，抬起左腕查看机械表，神情急切而充满期待。 一名左臂戴着“治安巡逻”红袖章的公园管理员突然走上前，一把拔掉造雪机插头并开始收卷电缆盘。荀未……</w:t>
+              <w:t>【本场戏剧功能与导演调度任务】【叙事推进与人物关系博弈调度】以「外　东湖公园·三角尖顶礼拜堂前广场 — 夜」为物理容器，聚焦（荀未来、管理员、王一漫、赵左右、徐图图）的对手戏力场，核心导演任务在于：通过生活化微动作与潜台词交锋外化角色心理位移，衔接前后场因果链条。</w:t>
               <w:br/>
               <w:t>【完整剧情推进与动作细节】东湖公园礼拜堂前的雪地广场上，距离返程仅剩十分钟（00:10:18）。身穿卡其色厚羽绒服的荀未来蹲在皮卡车后斗旁调试 LM3500 造雪机电缆，抬起左腕查看机械表，神情急切而充满期待。 一名左臂戴着“治安巡逻”红袖章的公园管理员突然走上前，一把拔掉造雪机插头并开始收卷电缆盘。荀未来猛然转头拦住他。 荀未来急切地按住线盘，向管理员据理力争。管理员神色慌张地四下张望，掏出钞票想退钱清场。 倒计时缩减至五分钟（00:05:48）。管理员强行抱走电缆线盘，荀未来扑上前死死拽住线盘争抢，两人在拉扯中重心不稳，双双跌倒在雪地里翻滚扭打！ 荀未来一个翻身骑在管理员身上，双手死死揪住对方的衣领将其按在雪地里。管理员拼命挣扎呼喊，荀未来双目赤红、青筋暴起地怒吼！ 远处突然传来王一漫气喘吁吁的呼喊声。荀未来手上的动作猛地一滞，转头望见跑进广场的王一漫，眼神闪过一丝慌乱，随即松开管理员的衣领，咬牙切齿地冲管理员厉声喝退。 王一漫跑到近前又唤了一声，荀未来冲着爬起来的管理员再吼一声将其吓跑。 荀未来从雪地里爬起身，拍打着身上的积雪，喘着粗气推着王一漫的肩膀催促她往礼拜堂台阶那边去。</w:t>
               <w:br/>
@@ -2132,21 +1967,10 @@
             </w:tcMar>
           </w:tcPr>
           <w:p>
-            <w:pPr>
-              <w:spacing w:before="40" w:after="40" w:line="341" w:lineRule="auto"/>
-              <w:jc w:val="left"/>
-            </w:pPr>
-            <w:r/>
             <w:r>
-              <w:rPr>
-                <w:rFonts w:ascii="Times New Roman" w:hAnsi="Times New Roman" w:eastAsia="宋体"/>
-                <w:b w:val="0"/>
-                <w:color w:val="191919"/>
-                <w:sz w:val="19"/>
-              </w:rPr>
               <w:t>【出场人物】赵左右</w:t>
               <w:br/>
-              <w:t>【本场戏剧功能与导演调度任务】五零二室卧室内，六十六岁的赵了裹着厚羽绒服发烧卧床，拿出水银体温计查看，刻度已超过三十九度，无奈地叹气靠回床头。 飞霞湾王家别墅餐厅内，二楼阳台窗外依然垂挂着那条打结的白色床单；母亲杨敏严厉地指责着，王一漫低着头一动不动地坐在餐桌旁。</w:t>
+              <w:t>【本场戏剧功能与导演调度任务】【片尾断章/高潮尾钩（Cliffhanger）调度】以「内/外　除夕跨年群像空间与赵左右家卧室 — 深夜」为物理容器，聚焦（赵左右）的对手戏力场，核心导演任务在于：引爆学业分科抉择、少年良知与同窗义气冲突。</w:t>
               <w:br/>
               <w:t>【完整剧情推进与动作细节】五零二室卧室内，六十六岁的赵了裹着厚羽绒服发烧卧床，拿出水银体温计查看，刻度已超过三十九度，无奈地叹气靠回床头。 飞霞湾王家别墅餐厅内，二楼阳台窗外依然垂挂着那条打结的白色床单；母亲杨敏严厉地指责着，王一漫低着头一动不动地坐在餐桌旁。 三条鱼漫画屋内，留着顺直短发的理科学霸陈明独自坐在书桌漫画堆前，挑灯埋头刷题写寒假作业。 家属院公告栏雪堆旁，四十一岁的荀未来蹲在雪地里，手握一罐绿皮哈尔滨啤酒仰头独饮，孤独地仰望着五楼五零一室的窗户。 五零一室赵左右卧室内，身穿黑白条纹长袖的十六岁赵左右静静坐在书桌前，凝视着玻璃缸里游动的金鱼。突然，窗外漆黑的夜空被一道璀璨夺目的金红色光芒撕裂——一颗巨大的火流星拖着长长的焰尾划破长空，将漫天飘落的白雪映照成梦幻般的暖金色，倒映在赵左右震颤的瞳孔中（画外音）。</w:t>
               <w:br/>
@@ -2201,21 +2025,10 @@
             <w:shd w:fill="F7FAFC"/>
           </w:tcPr>
           <w:p>
-            <w:pPr>
-              <w:spacing w:before="40" w:after="40" w:line="341" w:lineRule="auto"/>
-              <w:jc w:val="left"/>
-            </w:pPr>
-            <w:r/>
             <w:r>
-              <w:rPr>
-                <w:rFonts w:ascii="Times New Roman" w:hAnsi="Times New Roman" w:eastAsia="宋体"/>
-                <w:b w:val="0"/>
-                <w:color w:val="191919"/>
-                <w:sz w:val="19"/>
-              </w:rPr>
               <w:t>【出场人物】舒图</w:t>
               <w:br/>
-              <w:t>【本场戏剧功能与导演调度任务】鹅毛大雪纷纷扬扬地飘落。十六岁的徐图图孤身一人坐在林间木栈道长椅上，肩膀耸动着低头抽泣，戴着兔耳手套的双手缓缓拆开怀里的绿色礼盒，露出那顶绣着眨眼笑脸的白色毛线帽。 突然，一把画着黄色叉眼笑脸涂鸦的透明雨伞稳稳伸到徐图图头顶，替她挡住了漫天风雪。一名盘着黑发、身穿黑色高领毛呢大衣……</w:t>
+              <w:t>【本场戏剧功能与导演调度任务】【片尾断章/高潮尾钩（Cliffhanger）调度】以「外　公园·雪夜木栈道 — 深夜」为物理容器，聚焦（舒图）的对手戏力场，核心导演任务在于：通过味觉记忆与信物流转编织跨时空纯爱与双生女性救赎。</w:t>
               <w:br/>
               <w:t>【完整剧情推进与动作细节】鹅毛大雪纷纷扬扬地飘落。十六岁的徐图图孤身一人坐在林间木栈道长椅上，肩膀耸动着低头抽泣，戴着兔耳手套的双手缓缓拆开怀里的绿色礼盒，露出那顶绣着眨眼笑脸的白色毛线帽。 突然，一把画着黄色叉眼笑脸涂鸦的透明雨伞稳稳伸到徐图图头顶，替她挡住了漫天风雪。一名盘着黑发、身穿黑色高领毛呢大衣、左手无名指佩戴着一枚银色婚戒的中年女子——四十一岁成年后的舒图，正静静站在长椅旁，神情清冷而温柔地垂眸看着十六岁的自己。 十六岁的徐图图含泪惊讶地抬起头。四十一岁的舒图握着伞柄，淡淡开口。</w:t>
               <w:br/>

--- a/01_《三人行》全24集全流程标杆成品库/03_剧作结构、悬念节奏与视听解码/EP06_《三人行》第六集《暖雪》剧作结构、悬念节奏与视听解码.docx
+++ b/01_《三人行》全24集全流程标杆成品库/03_剧作结构、悬念节奏与视听解码/EP06_《三人行》第六集《暖雪》剧作结构、悬念节奏与视听解码.docx
@@ -139,7 +139,7 @@
           <w:color w:val="141414"/>
           <w:sz w:val="21"/>
         </w:rPr>
-        <w:t>1. 2058《人生无限有限公司》工号 58003 客服与“时空波动监测”机制（第6-4场）：本集首次切入 2058 年公司内部工位（背景墙：人生无限有限公司 LIVE ONCE AGAIN），工号 58003 的女客服（配音，灰色毛衣长发背影）向黑金会员赵了展示“时空波动监测中”界面，揭示两点核心规则：① 兑换货币仅限个人消费（禁捐助学校、禁投资电影、禁购置房产）；② 任何提前改变关键人物相遇节点的行为（如赵了让 16 岁赵左右与徐图图提早相遇）都会产生时空波动并触发强制召回，全靠 58003 客服私下帮赵了抹除记录才得以留存。</w:t>
+        <w:t>1. 2058《人生无限有限公司》工号 58003 客服与“时空波动监测”机制：本集首次切入 2058 年公司内部工位（背景墙：人生无限有限公司 LIVE ONCE AGAIN），工号 58003 的女客服（配音，灰色毛衣长发背影）向黑金会员赵了展示“时空波动监测中”界面，揭示两点核心规则：① 兑换货币仅限个人消费（禁捐助学校、禁投资电影、禁购置房产）；② 任何提前改变关键人物相遇节点的行为（如赵了让 16 岁赵左右与徐图图提早相遇）都会产生时空波动并触发强制召回，全靠 58003 客服私下帮赵了抹除记录才得以留存。</w:t>
       </w:r>
     </w:p>
     <w:p>
@@ -155,7 +155,7 @@
           <w:color w:val="141414"/>
           <w:sz w:val="21"/>
         </w:rPr>
-        <w:t>2. 身份证有效期限动态突变法则（第6-3、6-4、6-16场）：当第 5 集末 16 岁赵左右因被骗而在冰湖立誓弃文时，历史轨道发生剧烈偏移，导致 41 岁荀未来的二代身份证（251328198801219317）有效期限从一年（2009.01.21）被强制缩短为半个月（2008.02.06 除夕零点，触发 36 小时强制召回倒计时）；而当除夕零点火流星划过夜空、第四位时空穿越者（41 岁成年舒图）降临 2008 年时，时空因果链再次重构，荀未来的身份证有效期限瞬间恢复为 2008.01.21-2009.01.21！</w:t>
+        <w:t>2. 身份证有效期限动态突变法则：当第 5 集末 16 岁赵左右因被骗而在冰湖立誓弃文时，历史轨道发生剧烈偏移，导致 41 岁荀未来的二代身份证（251328198801219317）有效期限从一年（2009.01.21）被强制缩短为半个月（2008.02.06 除夕零点，触发 36 小时强制召回倒计时）；而当除夕零点火流星划过夜空、第四位时空穿越者（41 岁成年舒图）降临 2008 年时，时空因果链再次重构，荀未来的身份证有效期限瞬间恢复为 2008.01.21-2009.01.21！</w:t>
       </w:r>
     </w:p>
     <w:p>
@@ -171,7 +171,7 @@
           <w:color w:val="141414"/>
           <w:sz w:val="21"/>
         </w:rPr>
-        <w:t>3. 三组原生家庭的除夕镜像对照（第6-9、6-11、6-12、6-14场）：① 赵左右家（501室）：吵架后和解的平民温馨——母亲修好手机、照单做锅包肉与炸茄盒，还不忘让儿子给对门发烧的独居老人赵了送热饭盒；② 徐图图家（1449室）：相依为命的坚韧温情——母亲舒洁除夕夜为三倍工资上夜班，留下 100 元并承诺“妈想给你的，不只是一个房间”；③ 王一漫家（飞霞湾别墅）：精确到“五分之三度”的精英规训牢笼——母亲杨敏苛求贴窗花角度、父亲王伟之训诫禁碰垃圾食品与早恋，逼得王一漫在除夕夜系床单翻二楼阳台出逃。</w:t>
+        <w:t>3. 三组原生家庭的除夕镜像对照：① 赵左右家（501室）：吵架后和解的平民温馨——母亲修好手机、照单做锅包肉与炸茄盒，还不忘让儿子给对门发烧的独居老人赵了送热饭盒；② 徐图图家（1449室）：相依为命的坚韧温情——母亲舒洁除夕夜为三倍工资上夜班，留下 100 元并承诺“妈想给你的，不只是一个房间”；③ 王一漫家（飞霞湾别墅）：精确到“五分之三度”的精英规训牢笼——母亲杨敏苛求贴窗花角度、父亲王伟之训诫禁碰垃圾食品与早恋，逼得王一漫在除夕夜系床单翻二楼阳台出逃。</w:t>
       </w:r>
     </w:p>
     <w:tbl>
@@ -250,8 +250,6 @@
                 <w:b/>
               </w:rPr>
               <w:t>2058工号58003监控屏与除夕到期身份证</w:t>
-              <w:br/>
-              <w:t>（6-3至6-4场）</w:t>
             </w:r>
           </w:p>
         </w:tc>
@@ -302,8 +300,6 @@
                 <w:b/>
               </w:rPr>
               <w:t>透明胶带粘好的《宇宙边缘历险记》碎手稿</w:t>
-              <w:br/>
-              <w:t>（6-5场）</w:t>
             </w:r>
           </w:p>
         </w:tc>
@@ -354,8 +350,6 @@
                 <w:b/>
               </w:rPr>
               <w:t>LM3500大型造雪机与吉A·R1723皮卡车</w:t>
-              <w:br/>
-              <w:t>（6-8至6-16场）</w:t>
             </w:r>
           </w:p>
         </w:tc>
@@ -406,8 +400,6 @@
                 <w:b/>
               </w:rPr>
               <w:t>501室年夜饭保温盒（锅包肉与炸茄盒）</w:t>
-              <w:br/>
-              <w:t>（6-11至6-12场）</w:t>
             </w:r>
           </w:p>
         </w:tc>
@@ -458,8 +450,6 @@
                 <w:b/>
               </w:rPr>
               <w:t>二楼阳台白床单绳与明黄色叉眼笑脸雨伞</w:t>
-              <w:br/>
-              <w:t>（6-13／6-18场）</w:t>
             </w:r>
           </w:p>
         </w:tc>
@@ -879,17 +869,17 @@
                 <w:color w:val="191919"/>
                 <w:sz w:val="19"/>
               </w:rPr>
-              <w:t>• 冷开场（6-1至6-3）：冰封湖面薄冰开裂小赵滑倒，岸边徐图图高喊“趴下”将其救起；追上冰面的荀未来摔晕，醒来发现身份证到期日突变为除夕（仅剩24小时）；</w:t>
+              <w:t>• 冷开场：冰封湖面薄冰开裂小赵滑倒，岸边徐图图高喊“趴下”将其救起；在雪巷中狂奔追赶的荀未来捂胸摔倒在雪巷中昏迷（并未在雪巷中追赶），醒来发现身份证到期日突变为除夕（仅剩24小时）；</w:t>
               <w:br/>
-              <w:t>• 第一幕（6-4至6-6）：除夕前夕赵东来将从十几个垃圾桶找回并用胶带粘好的小说手稿交还小赵，父子含泪和解；小赵决定除夕夜帮王一漫实现“看一场暖雪”的愿望；</w:t>
+              <w:t>• 第一幕：除夕前夕赵东来将从十几个垃圾桶找回并用胶带粘好的小说手稿交还小赵，父子含泪和解；小赵决定除夕夜帮王一漫实现“看一场暖雪”的愿望；</w:t>
               <w:br/>
-              <w:t>• 第二幕（6-7至6-10）：罗爱文发动全班轮流打电话给戴主任拜年占线，小赵与荀未来潜入八中体育馆储藏室借出LM3500造雪机，装上租来的皮卡车（吉A·R1723）运往东湖公园；</w:t>
+              <w:t>• 第二幕：罗爱文发动全班轮流打电话给戴主任拜年占线，小赵与荀未来潜入八中体育馆储藏室借出LM3500造雪机，装上租来的皮卡车（吉A·R1723）运往东湖公园；</w:t>
               <w:br/>
-              <w:t>• 第三幕（6-11至6-13）：501室刘美奕做好锅包肉与炸茄盒，让小赵用饭盒给对门独居的66岁赵了送年夜饭；飞霞湾别墅杨敏挑剔王一漫贴窗花歪了五分之三度，王一漫系床单从二楼阳台翻窗逃出；</w:t>
+              <w:t>• 第三幕：501室刘美奕做好锅包肉与炸茄盒，让小赵用饭盒给对门独居的66岁赵了送年夜饭；飞霞湾别墅杨敏挑剔王一漫贴窗花歪了五分之三度，王一漫系床单从二楼阳台翻窗逃出；</w:t>
               <w:br/>
-              <w:t>• 第四幕（6-14至6-16）：东湖公园三角尖顶礼拜堂前，荀未来在皮卡车后斗旁为护住造雪机电源电缆与公园管理员在雪地激烈肉搏；跨年零点真火流星划破夜空，漫天“暖雪”纷飞；</w:t>
+              <w:t>• 第四幕：东湖公园三角尖顶礼拜堂前，荀未来在皮卡车后斗旁为护住造雪机电源电缆与公园管理员在雪地激烈肉搏；跨年零点真火流星划破夜空，漫天“暖雪”纷飞；</w:t>
               <w:br/>
-              <w:t>• 第五幕尾钩（6-17至6-18）：闪回2033年舒图拍下09号红色召回钮；木栈道长椅上16岁徐图图独自落泪，41岁成年舒图撑着明黄色叉眼笑脸雨伞踏雪降临替她撑伞！</w:t>
+              <w:t>• 第五幕尾钩：闪回2033年舒图拍下09号红色召回钮；木栈道长椅上16岁徐图图独自落泪，41岁成年舒图撑着明黄色叉眼笑脸雨伞踏雪降临替她撑伞！</w:t>
             </w:r>
           </w:p>
         </w:tc>

--- a/01_《三人行》全24集全流程标杆成品库/03_剧作结构、悬念节奏与视听解码/EP06_《三人行》第六集《暖雪》剧作结构、悬念节奏与视听解码.docx
+++ b/01_《三人行》全24集全流程标杆成品库/03_剧作结构、悬念节奏与视听解码/EP06_《三人行》第六集《暖雪》剧作结构、悬念节奏与视听解码.docx
@@ -619,9 +619,7 @@
         </w:tc>
       </w:tr>
       <w:tr>
-        <w:trPr>
-          <w:cantSplit/>
-        </w:trPr>
+        <w:trPr/>
         <w:tc>
           <w:tcPr>
             <w:tcW w:type="dxa" w:w="2808"/>
@@ -668,7 +666,9 @@
               <w:spacing w:before="40" w:after="40" w:line="341" w:lineRule="auto"/>
               <w:jc w:val="left"/>
             </w:pPr>
-            <w:r/>
+            <w:r>
+              <w:t>【本集客观时间线事件链】：徐图图在湖岸石栏边高喊“趴下”并抛下系长麻绳的红色救生圈拽救起薄冰滑倒的少年；而在雪巷中狂奔追赶的荀未来因身份证画面消散捂胸摔倒在雪巷雪地上抽搐昏迷，次日在漫画屋醒来发现身份证到期日突变为除夕（仅剩24小时）；少年与父亲除夕和解，与荀未来从学校体育馆储藏室借出LM3500造雪机装上皮卡车运至东湖公园礼拜堂前，除夕夜荀未来为护造雪机电源与公园管理员雪地肉搏；零点真火流星照亮漫天暖雪，41岁成年舒图撑黄色叉眼笑脸伞穿过风雪降临2008年。</w:t>
+            </w:r>
             <w:r>
               <w:rPr>
                 <w:rFonts w:ascii="Times New Roman" w:hAnsi="Times New Roman" w:eastAsia="宋体"/>
@@ -676,15 +676,12 @@
                 <w:color w:val="191919"/>
                 <w:sz w:val="19"/>
               </w:rPr>
-              <w:t>【本集客观时间线事件链】：徐图图在岸边高喊“趴下”救起薄冰滑倒的少年，追来的荀未来摔晕并触发24小时返程倒计时；少年与父亲除夕和解，与荀未来从学校体育馆储藏室借出LM3500造雪机装上皮卡车运至东湖公园礼拜堂前，除夕夜荀未来为护造雪机电源与公园管理员雪地肉搏；零点真火流星照亮漫天暖雪，41岁成年舒图撑黄色叉眼笑脸伞穿过风雪降临2008年。</w:t>
             </w:r>
           </w:p>
         </w:tc>
       </w:tr>
       <w:tr>
-        <w:trPr>
-          <w:cantSplit/>
-        </w:trPr>
+        <w:trPr/>
         <w:tc>
           <w:tcPr>
             <w:tcW w:type="dxa" w:w="2808"/>
@@ -747,9 +744,7 @@
         </w:tc>
       </w:tr>
       <w:tr>
-        <w:trPr>
-          <w:cantSplit/>
-        </w:trPr>
+        <w:trPr/>
         <w:tc>
           <w:tcPr>
             <w:tcW w:type="dxa" w:w="2808"/>
@@ -810,9 +805,7 @@
         </w:tc>
       </w:tr>
       <w:tr>
-        <w:trPr>
-          <w:cantSplit/>
-        </w:trPr>
+        <w:trPr/>
         <w:tc>
           <w:tcPr>
             <w:tcW w:type="dxa" w:w="2808"/>
@@ -861,15 +854,8 @@
               <w:spacing w:before="40" w:after="40" w:line="341" w:lineRule="auto"/>
               <w:jc w:val="left"/>
             </w:pPr>
-            <w:r/>
             <w:r>
-              <w:rPr>
-                <w:rFonts w:ascii="Times New Roman" w:hAnsi="Times New Roman" w:eastAsia="宋体"/>
-                <w:b w:val="0"/>
-                <w:color w:val="191919"/>
-                <w:sz w:val="19"/>
-              </w:rPr>
-              <w:t>• 冷开场：冰封湖面薄冰开裂小赵滑倒，岸边徐图图高喊“趴下”将其救起；在雪巷中狂奔追赶的荀未来捂胸摔倒在雪巷中昏迷（并未在雪巷中追赶），醒来发现身份证到期日突变为除夕（仅剩24小时）；</w:t>
+              <w:t>• 冷开场：冰封湖面薄冰开裂小赵滑倒，岸边徐图图高喊“趴下”将其救起；在雪巷中狂奔追赶的荀未来因身份证画面消散捂胸摔倒在雪巷雪地上抽搐昏迷，醒来发现身份证到期日突变为除夕（仅剩24小时）；</w:t>
               <w:br/>
               <w:t>• 第一幕：除夕前夕赵东来将从十几个垃圾桶找回并用胶带粘好的小说手稿交还小赵，父子含泪和解；小赵决定除夕夜帮王一漫实现“看一场暖雪”的愿望；</w:t>
               <w:br/>
@@ -880,6 +866,14 @@
               <w:t>• 第四幕：东湖公园三角尖顶礼拜堂前，荀未来在皮卡车后斗旁为护住造雪机电源电缆与公园管理员在雪地激烈肉搏；跨年零点真火流星划破夜空，漫天“暖雪”纷飞；</w:t>
               <w:br/>
               <w:t>• 第五幕尾钩：闪回2033年舒图拍下09号红色召回钮；木栈道长椅上16岁徐图图独自落泪，41岁成年舒图撑着明黄色叉眼笑脸雨伞踏雪降临替她撑伞！</w:t>
+            </w:r>
+            <w:r>
+              <w:rPr>
+                <w:rFonts w:ascii="Times New Roman" w:hAnsi="Times New Roman" w:eastAsia="宋体"/>
+                <w:b w:val="0"/>
+                <w:color w:val="191919"/>
+                <w:sz w:val="19"/>
+              </w:rPr>
             </w:r>
           </w:p>
         </w:tc>
@@ -993,9 +987,7 @@
         </w:tc>
       </w:tr>
       <w:tr>
-        <w:trPr>
-          <w:cantSplit/>
-        </w:trPr>
+        <w:trPr/>
         <w:tc>
           <w:tcPr>
             <w:tcW w:type="dxa" w:w="2880"/>
@@ -1049,9 +1041,7 @@
         </w:tc>
       </w:tr>
       <w:tr>
-        <w:trPr>
-          <w:cantSplit/>
-        </w:trPr>
+        <w:trPr/>
         <w:tc>
           <w:tcPr>
             <w:tcW w:type="dxa" w:w="2880"/>
@@ -1116,9 +1106,7 @@
         </w:tc>
       </w:tr>
       <w:tr>
-        <w:trPr>
-          <w:cantSplit/>
-        </w:trPr>
+        <w:trPr/>
         <w:tc>
           <w:tcPr>
             <w:tcW w:type="dxa" w:w="2880"/>
@@ -1172,9 +1160,7 @@
         </w:tc>
       </w:tr>
       <w:tr>
-        <w:trPr>
-          <w:cantSplit/>
-        </w:trPr>
+        <w:trPr/>
         <w:tc>
           <w:tcPr>
             <w:tcW w:type="dxa" w:w="2880"/>
@@ -1230,9 +1216,7 @@
         </w:tc>
       </w:tr>
       <w:tr>
-        <w:trPr>
-          <w:cantSplit/>
-        </w:trPr>
+        <w:trPr/>
         <w:tc>
           <w:tcPr>
             <w:tcW w:type="dxa" w:w="2880"/>
@@ -1286,9 +1270,7 @@
         </w:tc>
       </w:tr>
       <w:tr>
-        <w:trPr>
-          <w:cantSplit/>
-        </w:trPr>
+        <w:trPr/>
         <w:tc>
           <w:tcPr>
             <w:tcW w:type="dxa" w:w="2880"/>
@@ -1344,9 +1326,7 @@
         </w:tc>
       </w:tr>
       <w:tr>
-        <w:trPr>
-          <w:cantSplit/>
-        </w:trPr>
+        <w:trPr/>
         <w:tc>
           <w:tcPr>
             <w:tcW w:type="dxa" w:w="2880"/>
@@ -1400,9 +1380,7 @@
         </w:tc>
       </w:tr>
       <w:tr>
-        <w:trPr>
-          <w:cantSplit/>
-        </w:trPr>
+        <w:trPr/>
         <w:tc>
           <w:tcPr>
             <w:tcW w:type="dxa" w:w="2880"/>
@@ -1458,9 +1436,7 @@
         </w:tc>
       </w:tr>
       <w:tr>
-        <w:trPr>
-          <w:cantSplit/>
-        </w:trPr>
+        <w:trPr/>
         <w:tc>
           <w:tcPr>
             <w:tcW w:type="dxa" w:w="2880"/>
@@ -1514,9 +1490,7 @@
         </w:tc>
       </w:tr>
       <w:tr>
-        <w:trPr>
-          <w:cantSplit/>
-        </w:trPr>
+        <w:trPr/>
         <w:tc>
           <w:tcPr>
             <w:tcW w:type="dxa" w:w="2880"/>
@@ -1572,9 +1546,7 @@
         </w:tc>
       </w:tr>
       <w:tr>
-        <w:trPr>
-          <w:cantSplit/>
-        </w:trPr>
+        <w:trPr/>
         <w:tc>
           <w:tcPr>
             <w:tcW w:type="dxa" w:w="2880"/>
@@ -1628,9 +1600,7 @@
         </w:tc>
       </w:tr>
       <w:tr>
-        <w:trPr>
-          <w:cantSplit/>
-        </w:trPr>
+        <w:trPr/>
         <w:tc>
           <w:tcPr>
             <w:tcW w:type="dxa" w:w="2880"/>
@@ -1686,9 +1656,7 @@
         </w:tc>
       </w:tr>
       <w:tr>
-        <w:trPr>
-          <w:cantSplit/>
-        </w:trPr>
+        <w:trPr/>
         <w:tc>
           <w:tcPr>
             <w:tcW w:type="dxa" w:w="2880"/>
@@ -1742,9 +1710,7 @@
         </w:tc>
       </w:tr>
       <w:tr>
-        <w:trPr>
-          <w:cantSplit/>
-        </w:trPr>
+        <w:trPr/>
         <w:tc>
           <w:tcPr>
             <w:tcW w:type="dxa" w:w="2880"/>
@@ -1800,9 +1766,7 @@
         </w:tc>
       </w:tr>
       <w:tr>
-        <w:trPr>
-          <w:cantSplit/>
-        </w:trPr>
+        <w:trPr/>
         <w:tc>
           <w:tcPr>
             <w:tcW w:type="dxa" w:w="2880"/>
@@ -1856,9 +1820,7 @@
         </w:tc>
       </w:tr>
       <w:tr>
-        <w:trPr>
-          <w:cantSplit/>
-        </w:trPr>
+        <w:trPr/>
         <w:tc>
           <w:tcPr>
             <w:tcW w:type="dxa" w:w="2880"/>
@@ -1914,9 +1876,7 @@
         </w:tc>
       </w:tr>
       <w:tr>
-        <w:trPr>
-          <w:cantSplit/>
-        </w:trPr>
+        <w:trPr/>
         <w:tc>
           <w:tcPr>
             <w:tcW w:type="dxa" w:w="2880"/>
@@ -1970,9 +1930,7 @@
         </w:tc>
       </w:tr>
       <w:tr>
-        <w:trPr>
-          <w:cantSplit/>
-        </w:trPr>
+        <w:trPr/>
         <w:tc>
           <w:tcPr>
             <w:tcW w:type="dxa" w:w="2880"/>
@@ -2152,9 +2110,7 @@
         </w:tc>
       </w:tr>
       <w:tr>
-        <w:trPr>
-          <w:cantSplit/>
-        </w:trPr>
+        <w:trPr/>
         <w:tc>
           <w:tcPr>
             <w:tcW w:type="dxa" w:w="2880"/>
@@ -2223,9 +2179,7 @@
         </w:tc>
       </w:tr>
       <w:tr>
-        <w:trPr>
-          <w:cantSplit/>
-        </w:trPr>
+        <w:trPr/>
         <w:tc>
           <w:tcPr>
             <w:tcW w:type="dxa" w:w="2880"/>
@@ -2292,9 +2246,7 @@
         </w:tc>
       </w:tr>
       <w:tr>
-        <w:trPr>
-          <w:cantSplit/>
-        </w:trPr>
+        <w:trPr/>
         <w:tc>
           <w:tcPr>
             <w:tcW w:type="dxa" w:w="2880"/>
@@ -2363,9 +2315,7 @@
         </w:tc>
       </w:tr>
       <w:tr>
-        <w:trPr>
-          <w:cantSplit/>
-        </w:trPr>
+        <w:trPr/>
         <w:tc>
           <w:tcPr>
             <w:tcW w:type="dxa" w:w="2880"/>
@@ -2436,9 +2386,7 @@
         </w:tc>
       </w:tr>
       <w:tr>
-        <w:trPr>
-          <w:cantSplit/>
-        </w:trPr>
+        <w:trPr/>
         <w:tc>
           <w:tcPr>
             <w:tcW w:type="dxa" w:w="2880"/>
@@ -2507,9 +2455,7 @@
         </w:tc>
       </w:tr>
       <w:tr>
-        <w:trPr>
-          <w:cantSplit/>
-        </w:trPr>
+        <w:trPr/>
         <w:tc>
           <w:tcPr>
             <w:tcW w:type="dxa" w:w="2880"/>
@@ -2580,9 +2526,7 @@
         </w:tc>
       </w:tr>
       <w:tr>
-        <w:trPr>
-          <w:cantSplit/>
-        </w:trPr>
+        <w:trPr/>
         <w:tc>
           <w:tcPr>
             <w:tcW w:type="dxa" w:w="2880"/>
@@ -2651,9 +2595,7 @@
         </w:tc>
       </w:tr>
       <w:tr>
-        <w:trPr>
-          <w:cantSplit/>
-        </w:trPr>
+        <w:trPr/>
         <w:tc>
           <w:tcPr>
             <w:tcW w:type="dxa" w:w="2880"/>
@@ -2724,9 +2666,7 @@
         </w:tc>
       </w:tr>
       <w:tr>
-        <w:trPr>
-          <w:cantSplit/>
-        </w:trPr>
+        <w:trPr/>
         <w:tc>
           <w:tcPr>
             <w:tcW w:type="dxa" w:w="2880"/>
@@ -2795,9 +2735,7 @@
         </w:tc>
       </w:tr>
       <w:tr>
-        <w:trPr>
-          <w:cantSplit/>
-        </w:trPr>
+        <w:trPr/>
         <w:tc>
           <w:tcPr>
             <w:tcW w:type="dxa" w:w="2880"/>
@@ -2868,9 +2806,7 @@
         </w:tc>
       </w:tr>
       <w:tr>
-        <w:trPr>
-          <w:cantSplit/>
-        </w:trPr>
+        <w:trPr/>
         <w:tc>
           <w:tcPr>
             <w:tcW w:type="dxa" w:w="2880"/>
@@ -2939,9 +2875,7 @@
         </w:tc>
       </w:tr>
       <w:tr>
-        <w:trPr>
-          <w:cantSplit/>
-        </w:trPr>
+        <w:trPr/>
         <w:tc>
           <w:tcPr>
             <w:tcW w:type="dxa" w:w="2880"/>
@@ -3012,9 +2946,7 @@
         </w:tc>
       </w:tr>
       <w:tr>
-        <w:trPr>
-          <w:cantSplit/>
-        </w:trPr>
+        <w:trPr/>
         <w:tc>
           <w:tcPr>
             <w:tcW w:type="dxa" w:w="2880"/>
@@ -3079,9 +3011,7 @@
         </w:tc>
       </w:tr>
       <w:tr>
-        <w:trPr>
-          <w:cantSplit/>
-        </w:trPr>
+        <w:trPr/>
         <w:tc>
           <w:tcPr>
             <w:tcW w:type="dxa" w:w="2880"/>
@@ -3260,9 +3190,7 @@
         </w:tc>
       </w:tr>
       <w:tr>
-        <w:trPr>
-          <w:cantSplit/>
-        </w:trPr>
+        <w:trPr/>
         <w:tc>
           <w:tcPr>
             <w:tcW w:type="dxa" w:w="2808"/>
@@ -3323,9 +3251,7 @@
         </w:tc>
       </w:tr>
       <w:tr>
-        <w:trPr>
-          <w:cantSplit/>
-        </w:trPr>
+        <w:trPr/>
         <w:tc>
           <w:tcPr>
             <w:tcW w:type="dxa" w:w="2808"/>
@@ -3388,9 +3314,7 @@
         </w:tc>
       </w:tr>
       <w:tr>
-        <w:trPr>
-          <w:cantSplit/>
-        </w:trPr>
+        <w:trPr/>
         <w:tc>
           <w:tcPr>
             <w:tcW w:type="dxa" w:w="2808"/>
@@ -3451,9 +3375,7 @@
         </w:tc>
       </w:tr>
       <w:tr>
-        <w:trPr>
-          <w:cantSplit/>
-        </w:trPr>
+        <w:trPr/>
         <w:tc>
           <w:tcPr>
             <w:tcW w:type="dxa" w:w="2808"/>
@@ -3516,9 +3438,7 @@
         </w:tc>
       </w:tr>
       <w:tr>
-        <w:trPr>
-          <w:cantSplit/>
-        </w:trPr>
+        <w:trPr/>
         <w:tc>
           <w:tcPr>
             <w:tcW w:type="dxa" w:w="2808"/>
@@ -3579,9 +3499,7 @@
         </w:tc>
       </w:tr>
       <w:tr>
-        <w:trPr>
-          <w:cantSplit/>
-        </w:trPr>
+        <w:trPr/>
         <w:tc>
           <w:tcPr>
             <w:tcW w:type="dxa" w:w="2808"/>
@@ -3644,9 +3562,7 @@
         </w:tc>
       </w:tr>
       <w:tr>
-        <w:trPr>
-          <w:cantSplit/>
-        </w:trPr>
+        <w:trPr/>
         <w:tc>
           <w:tcPr>
             <w:tcW w:type="dxa" w:w="2808"/>
@@ -3707,9 +3623,7 @@
         </w:tc>
       </w:tr>
       <w:tr>
-        <w:trPr>
-          <w:cantSplit/>
-        </w:trPr>
+        <w:trPr/>
         <w:tc>
           <w:tcPr>
             <w:tcW w:type="dxa" w:w="2808"/>
@@ -3772,9 +3686,7 @@
         </w:tc>
       </w:tr>
       <w:tr>
-        <w:trPr>
-          <w:cantSplit/>
-        </w:trPr>
+        <w:trPr/>
         <w:tc>
           <w:tcPr>
             <w:tcW w:type="dxa" w:w="2808"/>
@@ -3835,9 +3747,7 @@
         </w:tc>
       </w:tr>
       <w:tr>
-        <w:trPr>
-          <w:cantSplit/>
-        </w:trPr>
+        <w:trPr/>
         <w:tc>
           <w:tcPr>
             <w:tcW w:type="dxa" w:w="2808"/>
@@ -3900,9 +3810,7 @@
         </w:tc>
       </w:tr>
       <w:tr>
-        <w:trPr>
-          <w:cantSplit/>
-        </w:trPr>
+        <w:trPr/>
         <w:tc>
           <w:tcPr>
             <w:tcW w:type="dxa" w:w="2808"/>
@@ -3963,9 +3871,7 @@
         </w:tc>
       </w:tr>
       <w:tr>
-        <w:trPr>
-          <w:cantSplit/>
-        </w:trPr>
+        <w:trPr/>
         <w:tc>
           <w:tcPr>
             <w:tcW w:type="dxa" w:w="2808"/>
@@ -4028,9 +3934,7 @@
         </w:tc>
       </w:tr>
       <w:tr>
-        <w:trPr>
-          <w:cantSplit/>
-        </w:trPr>
+        <w:trPr/>
         <w:tc>
           <w:tcPr>
             <w:tcW w:type="dxa" w:w="2808"/>
